--- a/documentacion_proyecto/Arbol de problemas y soluciones.docx
+++ b/documentacion_proyecto/Arbol de problemas y soluciones.docx
@@ -4828,7 +4828,7 @@
           <w:rFonts w:ascii="IBM Plex Sans" w:cs="IBM Plex Sans" w:eastAsia="IBM Plex Sans" w:hAnsi="IBM Plex Sans"/>
           <w:rtl w:val="0"/>
         </w:rPr>
-        <w:t xml:space="preserve">Como son pocos, entran directamente en los pines del ESP32: con seis canales sobran los GPIO libres, sin necesidad de ningún componente intermedio.</w:t>
+        <w:t xml:space="preserve">Como son pocos, entran directamente en los pines del ESP32: con cuatro canales sobran los GPIO libres, sin necesidad de ningún componente intermedio.</w:t>
       </w:r>
       <w:r>
         <w:rPr>

--- a/documentacion_proyecto/Arbol de problemas y soluciones.docx
+++ b/documentacion_proyecto/Arbol de problemas y soluciones.docx
@@ -1250,7 +1250,7 @@
           <w:vertAlign w:val="baseline"/>
           <w:rtl w:val="0"/>
         </w:rPr>
-        <w:t xml:space="preserve">Se creó un editor visual de patrones (la página web): una cuadrícula donde cada fila representa una pasada y cada columna un elemento del telar, con colores por fila. </w:t>
+        <w:t xml:space="preserve">Se creó un editor visual de patrones (la página web): una cuadrícula donde cada fila representa una combinación de bobinas y cada columna un elemento del telar, con colores por fila. </w:t>
       </w:r>
       <w:r>
         <w:rPr>

--- a/documentacion_proyecto/Arbol de problemas y soluciones.docx
+++ b/documentacion_proyecto/Arbol de problemas y soluciones.docx
@@ -3890,6 +3890,1446 @@
           <w:rtl w:val="0"/>
         </w:rPr>
       </w:r>
+    </w:p>
+    <w:p>
+      <w:pPr>
+        <w:rPr>
+          <w:rFonts w:ascii="IBM Plex Sans" w:cs="IBM Plex Sans" w:eastAsia="IBM Plex Sans" w:hAnsi="IBM Plex Sans"/>
+        </w:rPr>
+      </w:pPr>
+      <w:r>
+        <w:rPr>
+          <w:rFonts w:ascii="Questrial" w:cs="Questrial" w:eastAsia="Questrial" w:hAnsi="Questrial"/>
+          <w:b w:val="1"/>
+          <w:bCs w:val="1"/>
+          <w:color w:val="1E3A5F"/>
+          <w:sz w:val="28"/>
+          <w:szCs w:val="28"/>
+          <w:rtl w:val="0"/>
+        </w:rPr>
+        <w:t xml:space="preserve">Por qué usamos módulos de relé y no relés sueltos</w:t>
+      </w:r>
+    </w:p>
+    <w:p>
+      <w:pPr>
+        <w:jc w:val="both"/>
+        <w:rPr>
+          <w:rFonts w:ascii="IBM Plex Sans" w:cs="IBM Plex Sans" w:eastAsia="IBM Plex Sans" w:hAnsi="IBM Plex Sans"/>
+        </w:rPr>
+      </w:pPr>
+      <w:r>
+        <w:rPr>
+          <w:rFonts w:ascii="IBM Plex Sans" w:cs="IBM Plex Sans" w:eastAsia="IBM Plex Sans" w:hAnsi="IBM Plex Sans"/>
+          <w:rtl w:val="0"/>
+        </w:rPr>
+        <w:t xml:space="preserve">En el Nivel 1, el ESP32 tiene que «apretar» tres botones de la botonera del telar (Marcha, Pausa y Retroceder), que trabajan con 24 V de alterna. Hay dos formas de hacerlo: comprar relés sueltos, por ejemplo el Songle SRD-05VDC-SL-C (el mismo relé que traen los módulos), y armar alrededor de cada uno el circuito que lo maneja; o usar módulos de relé, que traen ese circuito armado y probado de fábrica. Elegimos los módulos: uno de dos canales para Marcha y Pausa, y uno individual para Retroceder. Estas son las razones técnicas.</w:t>
+      </w:r>
+    </w:p>
+    <w:p>
+      <w:pPr>
+        <w:rPr>
+          <w:rFonts w:ascii="IBM Plex Sans" w:cs="IBM Plex Sans" w:eastAsia="IBM Plex Sans" w:hAnsi="IBM Plex Sans"/>
+        </w:rPr>
+      </w:pPr>
+    </w:p>
+    <w:p>
+      <w:pPr>
+        <w:rPr>
+          <w:rFonts w:ascii="IBM Plex Sans" w:cs="IBM Plex Sans" w:eastAsia="IBM Plex Sans" w:hAnsi="IBM Plex Sans"/>
+        </w:rPr>
+      </w:pPr>
+      <w:r>
+        <w:rPr>
+          <w:rFonts w:ascii="Questrial" w:cs="Questrial" w:eastAsia="Questrial" w:hAnsi="Questrial"/>
+          <w:b w:val="1"/>
+          <w:bCs w:val="1"/>
+          <w:color w:val="3D6B96"/>
+          <w:sz w:val="26"/>
+          <w:szCs w:val="26"/>
+          <w:rtl w:val="0"/>
+        </w:rPr>
+        <w:t xml:space="preserve">1. El ESP32 no puede mover la bobina de un relé por sí solo</w:t>
+      </w:r>
+    </w:p>
+    <w:p>
+      <w:pPr>
+        <w:jc w:val="both"/>
+        <w:rPr>
+          <w:rFonts w:ascii="IBM Plex Sans" w:cs="IBM Plex Sans" w:eastAsia="IBM Plex Sans" w:hAnsi="IBM Plex Sans"/>
+        </w:rPr>
+      </w:pPr>
+      <w:r>
+        <w:rPr>
+          <w:rFonts w:ascii="IBM Plex Sans" w:cs="IBM Plex Sans" w:eastAsia="IBM Plex Sans" w:hAnsi="IBM Plex Sans"/>
+          <w:rtl w:val="0"/>
+        </w:rPr>
+        <w:t xml:space="preserve">La bobina del SRD-05VDC-SL-C está pensada para 5 V: tiene unos 70 Ω y consume alrededor de 71 mA (0,36 W). Para cerrar el contacto necesita como mínimo el 75 % de su tensión nominal, es decir, unos 3,75 V. Un pin del ESP32, en cambio, trabaja con lógica de 3,3 V, y el fabricante fija para cada pin una corriente máxima del orden de 40 mA, con valores de trabajo recomendados bastante menores.</w:t>
+      </w:r>
+    </w:p>
+    <w:p>
+      <w:pPr>
+        <w:numPr>
+          <w:ilvl w:val="0"/>
+          <w:numId w:val="7"/>
+        </w:numPr>
+        <w:ind w:left="720" w:hanging="360"/>
+        <w:jc w:val="both"/>
+        <w:rPr>
+          <w:rFonts w:ascii="IBM Plex Sans" w:cs="IBM Plex Sans" w:eastAsia="IBM Plex Sans" w:hAnsi="IBM Plex Sans"/>
+        </w:rPr>
+      </w:pPr>
+      <w:r>
+        <w:rPr>
+          <w:rFonts w:ascii="IBM Plex Sans" w:cs="IBM Plex Sans" w:eastAsia="IBM Plex Sans" w:hAnsi="IBM Plex Sans"/>
+          <w:b w:val="1"/>
+          <w:bCs w:val="1"/>
+          <w:rtl w:val="0"/>
+        </w:rPr>
+        <w:t xml:space="preserve">Tensión:</w:t>
+      </w:r>
+      <w:r>
+        <w:rPr>
+          <w:rFonts w:ascii="IBM Plex Sans" w:cs="IBM Plex Sans" w:eastAsia="IBM Plex Sans" w:hAnsi="IBM Plex Sans"/>
+          <w:rtl w:val="0"/>
+        </w:rPr>
+        <w:t xml:space="preserve"> 3,3 V no alcanzan los 3,75 V que el relé necesita para enganchar con seguridad.</w:t>
+      </w:r>
+    </w:p>
+    <w:p>
+      <w:pPr>
+        <w:numPr>
+          <w:ilvl w:val="0"/>
+          <w:numId w:val="7"/>
+        </w:numPr>
+        <w:ind w:left="720" w:hanging="360"/>
+        <w:jc w:val="both"/>
+        <w:rPr>
+          <w:rFonts w:ascii="IBM Plex Sans" w:cs="IBM Plex Sans" w:eastAsia="IBM Plex Sans" w:hAnsi="IBM Plex Sans"/>
+        </w:rPr>
+      </w:pPr>
+      <w:r>
+        <w:rPr>
+          <w:rFonts w:ascii="IBM Plex Sans" w:cs="IBM Plex Sans" w:eastAsia="IBM Plex Sans" w:hAnsi="IBM Plex Sans"/>
+          <w:b w:val="1"/>
+          <w:bCs w:val="1"/>
+          <w:rtl w:val="0"/>
+        </w:rPr>
+        <w:t xml:space="preserve">Corriente:</w:t>
+      </w:r>
+      <w:r>
+        <w:rPr>
+          <w:rFonts w:ascii="IBM Plex Sans" w:cs="IBM Plex Sans" w:eastAsia="IBM Plex Sans" w:hAnsi="IBM Plex Sans"/>
+          <w:rtl w:val="0"/>
+        </w:rPr>
+        <w:t xml:space="preserve"> 71 mA es casi el doble del máximo de un pin. Conectar la bobina directo dañaría la salida del ESP32 o lo haría reiniciarse.</w:t>
+      </w:r>
+    </w:p>
+    <w:p>
+      <w:pPr>
+        <w:jc w:val="both"/>
+        <w:rPr>
+          <w:rFonts w:ascii="IBM Plex Sans" w:cs="IBM Plex Sans" w:eastAsia="IBM Plex Sans" w:hAnsi="IBM Plex Sans"/>
+        </w:rPr>
+      </w:pPr>
+      <w:r>
+        <w:rPr>
+          <w:rFonts w:ascii="IBM Plex Sans" w:cs="IBM Plex Sans" w:eastAsia="IBM Plex Sans" w:hAnsi="IBM Plex Sans"/>
+          <w:rtl w:val="0"/>
+        </w:rPr>
+        <w:t xml:space="preserve">Por eso un relé nunca se conecta directo al ESP32: hace falta una etapa intermedia que tome la corriente de los 5 V de la fuente y deje al pin solo la tarea de dar la orden.</w:t>
+      </w:r>
+    </w:p>
+    <w:p>
+      <w:pPr>
+        <w:rPr>
+          <w:rFonts w:ascii="IBM Plex Sans" w:cs="IBM Plex Sans" w:eastAsia="IBM Plex Sans" w:hAnsi="IBM Plex Sans"/>
+        </w:rPr>
+      </w:pPr>
+    </w:p>
+    <w:p>
+      <w:pPr>
+        <w:rPr>
+          <w:rFonts w:ascii="IBM Plex Sans" w:cs="IBM Plex Sans" w:eastAsia="IBM Plex Sans" w:hAnsi="IBM Plex Sans"/>
+        </w:rPr>
+      </w:pPr>
+      <w:r>
+        <w:rPr>
+          <w:rFonts w:ascii="Questrial" w:cs="Questrial" w:eastAsia="Questrial" w:hAnsi="Questrial"/>
+          <w:b w:val="1"/>
+          <w:bCs w:val="1"/>
+          <w:color w:val="3D6B96"/>
+          <w:sz w:val="26"/>
+          <w:szCs w:val="26"/>
+          <w:rtl w:val="0"/>
+        </w:rPr>
+        <w:t xml:space="preserve">2. Lo que habría que agregar alrededor de cada relé suelto</w:t>
+      </w:r>
+    </w:p>
+    <w:p>
+      <w:pPr>
+        <w:jc w:val="both"/>
+        <w:rPr>
+          <w:rFonts w:ascii="IBM Plex Sans" w:cs="IBM Plex Sans" w:eastAsia="IBM Plex Sans" w:hAnsi="IBM Plex Sans"/>
+        </w:rPr>
+      </w:pPr>
+      <w:r>
+        <w:rPr>
+          <w:rFonts w:ascii="IBM Plex Sans" w:cs="IBM Plex Sans" w:eastAsia="IBM Plex Sans" w:hAnsi="IBM Plex Sans"/>
+          <w:rtl w:val="0"/>
+        </w:rPr>
+        <w:t xml:space="preserve">Para manejar un relé suelto desde el ESP32 hacen falta, por cada canal, como mínimo:</w:t>
+      </w:r>
+    </w:p>
+    <w:p>
+      <w:pPr>
+        <w:numPr>
+          <w:ilvl w:val="0"/>
+          <w:numId w:val="7"/>
+        </w:numPr>
+        <w:ind w:left="720" w:hanging="360"/>
+        <w:jc w:val="both"/>
+        <w:rPr>
+          <w:rFonts w:ascii="IBM Plex Sans" w:cs="IBM Plex Sans" w:eastAsia="IBM Plex Sans" w:hAnsi="IBM Plex Sans"/>
+        </w:rPr>
+      </w:pPr>
+      <w:r>
+        <w:rPr>
+          <w:rFonts w:ascii="IBM Plex Sans" w:cs="IBM Plex Sans" w:eastAsia="IBM Plex Sans" w:hAnsi="IBM Plex Sans"/>
+          <w:b w:val="1"/>
+          <w:bCs w:val="1"/>
+          <w:rtl w:val="0"/>
+        </w:rPr>
+        <w:t xml:space="preserve">Un transistor NPN</w:t>
+      </w:r>
+      <w:r>
+        <w:rPr>
+          <w:rFonts w:ascii="IBM Plex Sans" w:cs="IBM Plex Sans" w:eastAsia="IBM Plex Sans" w:hAnsi="IBM Plex Sans"/>
+          <w:rtl w:val="0"/>
+        </w:rPr>
+        <w:t xml:space="preserve"> (por ejemplo un BC547 o un 2N2222), que hace de llave para la corriente de la bobina.</w:t>
+      </w:r>
+    </w:p>
+    <w:p>
+      <w:pPr>
+        <w:numPr>
+          <w:ilvl w:val="0"/>
+          <w:numId w:val="7"/>
+        </w:numPr>
+        <w:ind w:left="720" w:hanging="360"/>
+        <w:jc w:val="both"/>
+        <w:rPr>
+          <w:rFonts w:ascii="IBM Plex Sans" w:cs="IBM Plex Sans" w:eastAsia="IBM Plex Sans" w:hAnsi="IBM Plex Sans"/>
+        </w:rPr>
+      </w:pPr>
+      <w:r>
+        <w:rPr>
+          <w:rFonts w:ascii="IBM Plex Sans" w:cs="IBM Plex Sans" w:eastAsia="IBM Plex Sans" w:hAnsi="IBM Plex Sans"/>
+          <w:b w:val="1"/>
+          <w:bCs w:val="1"/>
+          <w:rtl w:val="0"/>
+        </w:rPr>
+        <w:t xml:space="preserve">Una resistencia en la base del transistor</w:t>
+      </w:r>
+      <w:r>
+        <w:rPr>
+          <w:rFonts w:ascii="IBM Plex Sans" w:cs="IBM Plex Sans" w:eastAsia="IBM Plex Sans" w:hAnsi="IBM Plex Sans"/>
+          <w:rtl w:val="0"/>
+        </w:rPr>
+        <w:t xml:space="preserve"> (alrededor de 1 kΩ), que limita la corriente que sale del pin.</w:t>
+      </w:r>
+    </w:p>
+    <w:p>
+      <w:pPr>
+        <w:numPr>
+          <w:ilvl w:val="0"/>
+          <w:numId w:val="7"/>
+        </w:numPr>
+        <w:ind w:left="720" w:hanging="360"/>
+        <w:jc w:val="both"/>
+        <w:rPr>
+          <w:rFonts w:ascii="IBM Plex Sans" w:cs="IBM Plex Sans" w:eastAsia="IBM Plex Sans" w:hAnsi="IBM Plex Sans"/>
+        </w:rPr>
+      </w:pPr>
+      <w:r>
+        <w:rPr>
+          <w:rFonts w:ascii="IBM Plex Sans" w:cs="IBM Plex Sans" w:eastAsia="IBM Plex Sans" w:hAnsi="IBM Plex Sans"/>
+          <w:b w:val="1"/>
+          <w:bCs w:val="1"/>
+          <w:rtl w:val="0"/>
+        </w:rPr>
+        <w:t xml:space="preserve">Un diodo de protección</w:t>
+      </w:r>
+      <w:r>
+        <w:rPr>
+          <w:rFonts w:ascii="IBM Plex Sans" w:cs="IBM Plex Sans" w:eastAsia="IBM Plex Sans" w:hAnsi="IBM Plex Sans"/>
+          <w:rtl w:val="0"/>
+        </w:rPr>
+        <w:t xml:space="preserve"> (por ejemplo un 1N4007) en paralelo con la bobina y en sentido inverso. Cuando se corta la corriente, la bobina se comporta como un inductor y genera un pico de tensión inversa (V = L · di/dt) que puede superar varias veces la tensión de alimentación. Sin el diodo, ese pico puede perforar el transistor (el BC547 soporta 45 V entre colector y emisor) y además mete ruido en la línea de 5 V que alimenta al ESP32.</w:t>
+      </w:r>
+    </w:p>
+    <w:p>
+      <w:pPr>
+        <w:numPr>
+          <w:ilvl w:val="0"/>
+          <w:numId w:val="7"/>
+        </w:numPr>
+        <w:ind w:left="720" w:hanging="360"/>
+        <w:jc w:val="both"/>
+        <w:rPr>
+          <w:rFonts w:ascii="IBM Plex Sans" w:cs="IBM Plex Sans" w:eastAsia="IBM Plex Sans" w:hAnsi="IBM Plex Sans"/>
+        </w:rPr>
+      </w:pPr>
+      <w:r>
+        <w:rPr>
+          <w:rFonts w:ascii="IBM Plex Sans" w:cs="IBM Plex Sans" w:eastAsia="IBM Plex Sans" w:hAnsi="IBM Plex Sans"/>
+          <w:b w:val="1"/>
+          <w:bCs w:val="1"/>
+          <w:rtl w:val="0"/>
+        </w:rPr>
+        <w:t xml:space="preserve">Una resistencia que fije el estado del transistor</w:t>
+      </w:r>
+      <w:r>
+        <w:rPr>
+          <w:rFonts w:ascii="IBM Plex Sans" w:cs="IBM Plex Sans" w:eastAsia="IBM Plex Sans" w:hAnsi="IBM Plex Sans"/>
+          <w:rtl w:val="0"/>
+        </w:rPr>
+        <w:t xml:space="preserve"> mientras el ESP32 arranca y, opcionalmente, un LED con su resistencia para ver el estado del relé.</w:t>
+      </w:r>
+    </w:p>
+    <w:p>
+      <w:pPr>
+        <w:jc w:val="both"/>
+        <w:rPr>
+          <w:rFonts w:ascii="IBM Plex Sans" w:cs="IBM Plex Sans" w:eastAsia="IBM Plex Sans" w:hAnsi="IBM Plex Sans"/>
+        </w:rPr>
+      </w:pPr>
+      <w:r>
+        <w:rPr>
+          <w:rFonts w:ascii="IBM Plex Sans" w:cs="IBM Plex Sans" w:eastAsia="IBM Plex Sans" w:hAnsi="IBM Plex Sans"/>
+          <w:rtl w:val="0"/>
+        </w:rPr>
+        <w:t xml:space="preserve">En total son entre 4 y 6 componentes por canal: entre 12 y 18 piezas y más de 40 soldaduras para los tres relés. Ninguno de esos componentes está en la lista: habría que comprarlos, armarlos y verificarlos.</w:t>
+      </w:r>
+    </w:p>
+    <w:p>
+      <w:pPr>
+        <w:rPr>
+          <w:rFonts w:ascii="IBM Plex Sans" w:cs="IBM Plex Sans" w:eastAsia="IBM Plex Sans" w:hAnsi="IBM Plex Sans"/>
+        </w:rPr>
+      </w:pPr>
+    </w:p>
+    <w:p>
+      <w:pPr>
+        <w:rPr>
+          <w:rFonts w:ascii="IBM Plex Sans" w:cs="IBM Plex Sans" w:eastAsia="IBM Plex Sans" w:hAnsi="IBM Plex Sans"/>
+        </w:rPr>
+      </w:pPr>
+      <w:r>
+        <w:rPr>
+          <w:rFonts w:ascii="Questrial" w:cs="Questrial" w:eastAsia="Questrial" w:hAnsi="Questrial"/>
+          <w:b w:val="1"/>
+          <w:bCs w:val="1"/>
+          <w:color w:val="3D6B96"/>
+          <w:sz w:val="26"/>
+          <w:szCs w:val="26"/>
+          <w:rtl w:val="0"/>
+        </w:rPr>
+        <w:t xml:space="preserve">3. El módulo ya trae ese circuito resuelto</w:t>
+      </w:r>
+    </w:p>
+    <w:p>
+      <w:pPr>
+        <w:jc w:val="both"/>
+        <w:rPr>
+          <w:rFonts w:ascii="IBM Plex Sans" w:cs="IBM Plex Sans" w:eastAsia="IBM Plex Sans" w:hAnsi="IBM Plex Sans"/>
+        </w:rPr>
+      </w:pPr>
+      <w:r>
+        <w:rPr>
+          <w:rFonts w:ascii="IBM Plex Sans" w:cs="IBM Plex Sans" w:eastAsia="IBM Plex Sans" w:hAnsi="IBM Plex Sans"/>
+          <w:rtl w:val="0"/>
+        </w:rPr>
+        <w:t xml:space="preserve">Cada canal de un módulo de relé trae soldado y probado de fábrica todo lo anterior:</w:t>
+      </w:r>
+    </w:p>
+    <w:p>
+      <w:pPr>
+        <w:numPr>
+          <w:ilvl w:val="0"/>
+          <w:numId w:val="7"/>
+        </w:numPr>
+        <w:ind w:left="720" w:hanging="360"/>
+        <w:jc w:val="both"/>
+        <w:rPr>
+          <w:rFonts w:ascii="IBM Plex Sans" w:cs="IBM Plex Sans" w:eastAsia="IBM Plex Sans" w:hAnsi="IBM Plex Sans"/>
+        </w:rPr>
+      </w:pPr>
+      <w:r>
+        <w:rPr>
+          <w:rFonts w:ascii="IBM Plex Sans" w:cs="IBM Plex Sans" w:eastAsia="IBM Plex Sans" w:hAnsi="IBM Plex Sans"/>
+          <w:rtl w:val="0"/>
+        </w:rPr>
+        <w:t xml:space="preserve">El transistor, el diodo de protección contra el pico de la bobina, las resistencias y el LED que indica el estado de cada canal.</w:t>
+      </w:r>
+    </w:p>
+    <w:p>
+      <w:pPr>
+        <w:numPr>
+          <w:ilvl w:val="0"/>
+          <w:numId w:val="7"/>
+        </w:numPr>
+        <w:ind w:left="720" w:hanging="360"/>
+        <w:jc w:val="both"/>
+        <w:rPr>
+          <w:rFonts w:ascii="IBM Plex Sans" w:cs="IBM Plex Sans" w:eastAsia="IBM Plex Sans" w:hAnsi="IBM Plex Sans"/>
+        </w:rPr>
+      </w:pPr>
+      <w:r>
+        <w:rPr>
+          <w:rFonts w:ascii="IBM Plex Sans" w:cs="IBM Plex Sans" w:eastAsia="IBM Plex Sans" w:hAnsi="IBM Plex Sans"/>
+          <w:b w:val="1"/>
+          <w:bCs w:val="1"/>
+          <w:rtl w:val="0"/>
+        </w:rPr>
+        <w:t xml:space="preserve">En el módulo de dos canales, además, un optoacoplador por canal</w:t>
+      </w:r>
+      <w:r>
+        <w:rPr>
+          <w:rFonts w:ascii="IBM Plex Sans" w:cs="IBM Plex Sans" w:eastAsia="IBM Plex Sans" w:hAnsi="IBM Plex Sans"/>
+          <w:rtl w:val="0"/>
+        </w:rPr>
+        <w:t xml:space="preserve"> (un 817, el mismo componente que usamos en el sensado). La entrada IN enciende un LED interno y el transistor del relé se maneja con esa luz, sin conexión eléctrica directa con el pin del ESP32.</w:t>
+      </w:r>
+    </w:p>
+    <w:p>
+      <w:pPr>
+        <w:numPr>
+          <w:ilvl w:val="0"/>
+          <w:numId w:val="7"/>
+        </w:numPr>
+        <w:ind w:left="720" w:hanging="360"/>
+        <w:jc w:val="both"/>
+        <w:rPr>
+          <w:rFonts w:ascii="IBM Plex Sans" w:cs="IBM Plex Sans" w:eastAsia="IBM Plex Sans" w:hAnsi="IBM Plex Sans"/>
+        </w:rPr>
+      </w:pPr>
+      <w:r>
+        <w:rPr>
+          <w:rFonts w:ascii="IBM Plex Sans" w:cs="IBM Plex Sans" w:eastAsia="IBM Plex Sans" w:hAnsi="IBM Plex Sans"/>
+          <w:rtl w:val="0"/>
+        </w:rPr>
+        <w:t xml:space="preserve">Borneras de tornillo para los contactos (normal abierto, común y normal cerrado), dimensionadas para los 10 A del relé, y una tira de pines para las señales.</w:t>
+      </w:r>
+    </w:p>
+    <w:p>
+      <w:pPr>
+        <w:numPr>
+          <w:ilvl w:val="0"/>
+          <w:numId w:val="7"/>
+        </w:numPr>
+        <w:ind w:left="720" w:hanging="360"/>
+        <w:jc w:val="both"/>
+        <w:rPr>
+          <w:rFonts w:ascii="IBM Plex Sans" w:cs="IBM Plex Sans" w:eastAsia="IBM Plex Sans" w:hAnsi="IBM Plex Sans"/>
+        </w:rPr>
+      </w:pPr>
+      <w:r>
+        <w:rPr>
+          <w:rFonts w:ascii="IBM Plex Sans" w:cs="IBM Plex Sans" w:eastAsia="IBM Plex Sans" w:hAnsi="IBM Plex Sans"/>
+          <w:rtl w:val="0"/>
+        </w:rPr>
+        <w:t xml:space="preserve">En el de dos canales, el jumper JD-VCC, que permite alimentar las bobinas con una fuente separada si en el futuro hiciera falta aislar por completo el ESP32 del lado de los relés. Hoy va puesto y todo se alimenta con los mismos 5 V de la HLK-5M05.</w:t>
+      </w:r>
+    </w:p>
+    <w:p>
+      <w:pPr>
+        <w:rPr>
+          <w:rFonts w:ascii="IBM Plex Sans" w:cs="IBM Plex Sans" w:eastAsia="IBM Plex Sans" w:hAnsi="IBM Plex Sans"/>
+        </w:rPr>
+      </w:pPr>
+    </w:p>
+    <w:p>
+      <w:pPr>
+        <w:rPr>
+          <w:rFonts w:ascii="IBM Plex Sans" w:cs="IBM Plex Sans" w:eastAsia="IBM Plex Sans" w:hAnsi="IBM Plex Sans"/>
+        </w:rPr>
+      </w:pPr>
+      <w:r>
+        <w:rPr>
+          <w:rFonts w:ascii="Questrial" w:cs="Questrial" w:eastAsia="Questrial" w:hAnsi="Questrial"/>
+          <w:b w:val="1"/>
+          <w:bCs w:val="1"/>
+          <w:color w:val="3D6B96"/>
+          <w:sz w:val="26"/>
+          <w:szCs w:val="26"/>
+          <w:rtl w:val="0"/>
+        </w:rPr>
+        <w:t xml:space="preserve">4. Arranque seguro, con el firmware ya resuelto</w:t>
+      </w:r>
+    </w:p>
+    <w:p>
+      <w:pPr>
+        <w:jc w:val="both"/>
+        <w:rPr>
+          <w:rFonts w:ascii="IBM Plex Sans" w:cs="IBM Plex Sans" w:eastAsia="IBM Plex Sans" w:hAnsi="IBM Plex Sans"/>
+        </w:rPr>
+      </w:pPr>
+      <w:r>
+        <w:rPr>
+          <w:rFonts w:ascii="IBM Plex Sans" w:cs="IBM Plex Sans" w:eastAsia="IBM Plex Sans" w:hAnsi="IBM Plex Sans"/>
+          <w:rtl w:val="0"/>
+        </w:rPr>
+        <w:t xml:space="preserve">El firmware y el conexionado están hechos y probados en función de los módulos. El de dos canales es activo en bajo: el relé se cierra cuando el ESP32 pone el pin en 0 V. Por eso IN1 e IN2 llevan una resistencia de 10 kΩ a 3,3 V (pull-up), que mantiene abiertos los relés de Marcha y Pausa mientras el ESP32 arranca y sus pines todavía no están configurados. El de Retroceder es activo en alto y lleva, por la misma razón, una resistencia de 10 kΩ a GND (pull-down). La polaridad de cada relé está configurada en el firmware (RELE_MARCHA_ACTIVO_BAJO, RELE_PAUSA_ACTIVO_BAJO y RELE_RETROCEDER_ACTIVO_BAJO, en config.h).</w:t>
+      </w:r>
+    </w:p>
+    <w:p>
+      <w:pPr>
+        <w:jc w:val="both"/>
+        <w:rPr>
+          <w:rFonts w:ascii="IBM Plex Sans" w:cs="IBM Plex Sans" w:eastAsia="IBM Plex Sans" w:hAnsi="IBM Plex Sans"/>
+        </w:rPr>
+      </w:pPr>
+      <w:r>
+        <w:rPr>
+          <w:rFonts w:ascii="IBM Plex Sans" w:cs="IBM Plex Sans" w:eastAsia="IBM Plex Sans" w:hAnsi="IBM Plex Sans"/>
+          <w:rtl w:val="0"/>
+        </w:rPr>
+        <w:t xml:space="preserve">Con relés sueltos manejados por un transistor NPN, Marcha y Pausa pasarían a ser activos en alto. Si se dejara el mismo pull-up, el relé quedaría cerrado cada vez que el ESP32 se enciende o se reinicia: sería como apretar el botón de Marcha sin que nadie lo pida, y </w:t>
+      </w:r>
+      <w:r>
+        <w:rPr>
+          <w:rFonts w:ascii="IBM Plex Sans" w:cs="IBM Plex Sans" w:eastAsia="IBM Plex Sans" w:hAnsi="IBM Plex Sans"/>
+          <w:b w:val="1"/>
+          <w:bCs w:val="1"/>
+          <w:rtl w:val="0"/>
+        </w:rPr>
+        <w:t xml:space="preserve">el telar arrancaría solo</w:t>
+      </w:r>
+      <w:r>
+        <w:rPr>
+          <w:rFonts w:ascii="IBM Plex Sans" w:cs="IBM Plex Sans" w:eastAsia="IBM Plex Sans" w:hAnsi="IBM Plex Sans"/>
+          <w:rtl w:val="0"/>
+        </w:rPr>
+        <w:t xml:space="preserve">. Pasar a relés sueltos obligaría a rediseñar las resistencias de arranque, cambiar la configuración del firmware y repetir todas las pruebas.</w:t>
+      </w:r>
+    </w:p>
+    <w:p>
+      <w:pPr>
+        <w:rPr>
+          <w:rFonts w:ascii="IBM Plex Sans" w:cs="IBM Plex Sans" w:eastAsia="IBM Plex Sans" w:hAnsi="IBM Plex Sans"/>
+        </w:rPr>
+      </w:pPr>
+    </w:p>
+    <w:p>
+      <w:pPr>
+        <w:rPr>
+          <w:rFonts w:ascii="IBM Plex Sans" w:cs="IBM Plex Sans" w:eastAsia="IBM Plex Sans" w:hAnsi="IBM Plex Sans"/>
+        </w:rPr>
+      </w:pPr>
+      <w:r>
+        <w:rPr>
+          <w:rFonts w:ascii="Questrial" w:cs="Questrial" w:eastAsia="Questrial" w:hAnsi="Questrial"/>
+          <w:b w:val="1"/>
+          <w:bCs w:val="1"/>
+          <w:color w:val="3D6B96"/>
+          <w:sz w:val="26"/>
+          <w:szCs w:val="26"/>
+          <w:rtl w:val="0"/>
+        </w:rPr>
+        <w:t xml:space="preserve">5. Confiabilidad en el ambiente de la fábrica</w:t>
+      </w:r>
+    </w:p>
+    <w:p>
+      <w:pPr>
+        <w:jc w:val="both"/>
+        <w:rPr>
+          <w:rFonts w:ascii="IBM Plex Sans" w:cs="IBM Plex Sans" w:eastAsia="IBM Plex Sans" w:hAnsi="IBM Plex Sans"/>
+        </w:rPr>
+      </w:pPr>
+      <w:r>
+        <w:rPr>
+          <w:rFonts w:ascii="IBM Plex Sans" w:cs="IBM Plex Sans" w:eastAsia="IBM Plex Sans" w:hAnsi="IBM Plex Sans"/>
+          <w:rtl w:val="0"/>
+        </w:rPr>
+        <w:t xml:space="preserve">El gabinete va montado junto a un telar que vibra durante toda la jornada, en un ambiente con pelusa textil. Cada soldadura hecha a mano es un punto posible de falla, por vibración o por una soldadura fría. El módulo concentra el circuito del relé en una placa fabricada en serie, con pistas y separaciones de fábrica, y la plaqueta del proyecto queda con menos componentes y menos soldaduras.</w:t>
+      </w:r>
+    </w:p>
+    <w:p>
+      <w:pPr>
+        <w:jc w:val="both"/>
+        <w:rPr>
+          <w:rFonts w:ascii="IBM Plex Sans" w:cs="IBM Plex Sans" w:eastAsia="IBM Plex Sans" w:hAnsi="IBM Plex Sans"/>
+        </w:rPr>
+      </w:pPr>
+      <w:r>
+        <w:rPr>
+          <w:rFonts w:ascii="IBM Plex Sans" w:cs="IBM Plex Sans" w:eastAsia="IBM Plex Sans" w:hAnsi="IBM Plex Sans"/>
+          <w:rtl w:val="0"/>
+        </w:rPr>
+        <w:t xml:space="preserve">Además, la parte que más ruido eléctrico genera, la bobina que engancha y suelta, queda en una placa aparte, separada de la plaqueta donde están el ESP32 y los optoacopladores del sensado, con su capacitor de 100 nF cerca de cada módulo.</w:t>
+      </w:r>
+    </w:p>
+    <w:p>
+      <w:pPr>
+        <w:rPr>
+          <w:rFonts w:ascii="IBM Plex Sans" w:cs="IBM Plex Sans" w:eastAsia="IBM Plex Sans" w:hAnsi="IBM Plex Sans"/>
+        </w:rPr>
+      </w:pPr>
+    </w:p>
+    <w:p>
+      <w:pPr>
+        <w:rPr>
+          <w:rFonts w:ascii="IBM Plex Sans" w:cs="IBM Plex Sans" w:eastAsia="IBM Plex Sans" w:hAnsi="IBM Plex Sans"/>
+        </w:rPr>
+      </w:pPr>
+      <w:r>
+        <w:rPr>
+          <w:rFonts w:ascii="Questrial" w:cs="Questrial" w:eastAsia="Questrial" w:hAnsi="Questrial"/>
+          <w:b w:val="1"/>
+          <w:bCs w:val="1"/>
+          <w:color w:val="3D6B96"/>
+          <w:sz w:val="26"/>
+          <w:szCs w:val="26"/>
+          <w:rtl w:val="0"/>
+        </w:rPr>
+        <w:t xml:space="preserve">6. Mantenimiento y reemplazo</w:t>
+      </w:r>
+    </w:p>
+    <w:p>
+      <w:pPr>
+        <w:jc w:val="both"/>
+        <w:rPr>
+          <w:rFonts w:ascii="IBM Plex Sans" w:cs="IBM Plex Sans" w:eastAsia="IBM Plex Sans" w:hAnsi="IBM Plex Sans"/>
+        </w:rPr>
+      </w:pPr>
+      <w:r>
+        <w:rPr>
+          <w:rFonts w:ascii="IBM Plex Sans" w:cs="IBM Plex Sans" w:eastAsia="IBM Plex Sans" w:hAnsi="IBM Plex Sans"/>
+          <w:rtl w:val="0"/>
+        </w:rPr>
+        <w:t xml:space="preserve">Los módulos van atornillados sobre una plaqueta con separadores y tornillos M3, las señales llegan por cables dupont y los contactos por borneras. Si un relé se gasta o se daña, el módulo se cambia en pocos minutos con un destornillador, sin soldador y sin desarmar la plaqueta principal. Con un relé suelto habría que desoldar sus cinco patas y revisar el resto del circuito del canal.</w:t>
+      </w:r>
+    </w:p>
+    <w:p>
+      <w:pPr>
+        <w:rPr>
+          <w:rFonts w:ascii="IBM Plex Sans" w:cs="IBM Plex Sans" w:eastAsia="IBM Plex Sans" w:hAnsi="IBM Plex Sans"/>
+        </w:rPr>
+      </w:pPr>
+    </w:p>
+    <w:p>
+      <w:pPr>
+        <w:rPr>
+          <w:rFonts w:ascii="IBM Plex Sans" w:cs="IBM Plex Sans" w:eastAsia="IBM Plex Sans" w:hAnsi="IBM Plex Sans"/>
+        </w:rPr>
+      </w:pPr>
+      <w:r>
+        <w:rPr>
+          <w:rFonts w:ascii="Questrial" w:cs="Questrial" w:eastAsia="Questrial" w:hAnsi="Questrial"/>
+          <w:b w:val="1"/>
+          <w:bCs w:val="1"/>
+          <w:color w:val="3D6B96"/>
+          <w:sz w:val="26"/>
+          <w:szCs w:val="26"/>
+          <w:rtl w:val="0"/>
+        </w:rPr>
+        <w:t xml:space="preserve">7. Costo y disponibilidad</w:t>
+      </w:r>
+    </w:p>
+    <w:p>
+      <w:pPr>
+        <w:jc w:val="both"/>
+        <w:rPr>
+          <w:rFonts w:ascii="IBM Plex Sans" w:cs="IBM Plex Sans" w:eastAsia="IBM Plex Sans" w:hAnsi="IBM Plex Sans"/>
+        </w:rPr>
+      </w:pPr>
+      <w:r>
+        <w:rPr>
+          <w:rFonts w:ascii="IBM Plex Sans" w:cs="IBM Plex Sans" w:eastAsia="IBM Plex Sans" w:hAnsi="IBM Plex Sans"/>
+          <w:rtl w:val="0"/>
+        </w:rPr>
+        <w:t xml:space="preserve">Los módulos ya se compraron y están en la lista de componentes del Bloque A. Los relés sueltos obligarían a sumar a la lista los transistores, diodos y resistencias de cada canal, además de las horas de armado y de prueba.</w:t>
+      </w:r>
+    </w:p>
+    <w:p>
+      <w:pPr>
+        <w:rPr>
+          <w:rFonts w:ascii="IBM Plex Sans" w:cs="IBM Plex Sans" w:eastAsia="IBM Plex Sans" w:hAnsi="IBM Plex Sans"/>
+        </w:rPr>
+      </w:pPr>
+    </w:p>
+    <w:p>
+      <w:pPr>
+        <w:rPr>
+          <w:rFonts w:ascii="IBM Plex Sans" w:cs="IBM Plex Sans" w:eastAsia="IBM Plex Sans" w:hAnsi="IBM Plex Sans"/>
+        </w:rPr>
+      </w:pPr>
+      <w:r>
+        <w:rPr>
+          <w:rFonts w:ascii="Questrial" w:cs="Questrial" w:eastAsia="Questrial" w:hAnsi="Questrial"/>
+          <w:b w:val="1"/>
+          <w:bCs w:val="1"/>
+          <w:color w:val="3D6B96"/>
+          <w:sz w:val="26"/>
+          <w:szCs w:val="26"/>
+          <w:rtl w:val="0"/>
+        </w:rPr>
+        <w:t xml:space="preserve">Comparación</w:t>
+      </w:r>
+    </w:p>
+    <w:tbl>
+      <w:tblPr>
+        <w:tblW w:w="8838" w:type="dxa"/>
+        <w:tblBorders>
+          <w:top w:val="single" w:sz="4" w:space="0" w:color="C2CCD6"/>
+          <w:left w:val="single" w:sz="4" w:space="0" w:color="C2CCD6"/>
+          <w:bottom w:val="single" w:sz="4" w:space="0" w:color="C2CCD6"/>
+          <w:right w:val="single" w:sz="4" w:space="0" w:color="C2CCD6"/>
+          <w:insideH w:val="single" w:sz="4" w:space="0" w:color="C2CCD6"/>
+          <w:insideV w:val="single" w:sz="4" w:space="0" w:color="C2CCD6"/>
+        </w:tblBorders>
+        <w:tblLayout w:type="fixed"/>
+        <w:tblLook w:val="04A0" w:firstRow="1" w:lastRow="0" w:firstColumn="1" w:lastColumn="0" w:noHBand="0" w:noVBand="1"/>
+      </w:tblPr>
+      <w:tblGrid>
+        <w:gridCol w:w="2480"/>
+        <w:gridCol w:w="3179"/>
+        <w:gridCol w:w="3179"/>
+      </w:tblGrid>
+      <w:tr>
+        <w:trPr>
+          <w:tblHeader/>
+        </w:trPr>
+        <w:tc>
+          <w:tcPr>
+            <w:tcW w:w="2480" w:type="dxa"/>
+            <w:shd w:val="clear" w:color="auto" w:fill="1E3A5F"/>
+            <w:tcMar>
+              <w:top w:w="80" w:type="dxa"/>
+              <w:left w:w="110" w:type="dxa"/>
+              <w:bottom w:w="80" w:type="dxa"/>
+              <w:right w:w="110" w:type="dxa"/>
+            </w:tcMar>
+          </w:tcPr>
+          <w:p>
+            <w:pPr>
+              <w:spacing w:after="0"/>
+              <w:rPr>
+                <w:rFonts w:ascii="IBM Plex Sans" w:cs="IBM Plex Sans" w:eastAsia="IBM Plex Sans" w:hAnsi="IBM Plex Sans"/>
+              </w:rPr>
+            </w:pPr>
+            <w:r>
+              <w:rPr>
+                <w:rFonts w:ascii="IBM Plex Sans" w:cs="IBM Plex Sans" w:eastAsia="IBM Plex Sans" w:hAnsi="IBM Plex Sans"/>
+                <w:b w:val="1"/>
+                <w:bCs w:val="1"/>
+                <w:color w:val="F0F4F8"/>
+                <w:rtl w:val="0"/>
+              </w:rPr>
+              <w:t xml:space="preserve">Aspecto</w:t>
+            </w:r>
+          </w:p>
+        </w:tc>
+        <w:tc>
+          <w:tcPr>
+            <w:tcW w:w="3179" w:type="dxa"/>
+            <w:shd w:val="clear" w:color="auto" w:fill="1E3A5F"/>
+            <w:tcMar>
+              <w:top w:w="80" w:type="dxa"/>
+              <w:left w:w="110" w:type="dxa"/>
+              <w:bottom w:w="80" w:type="dxa"/>
+              <w:right w:w="110" w:type="dxa"/>
+            </w:tcMar>
+          </w:tcPr>
+          <w:p>
+            <w:pPr>
+              <w:spacing w:after="0"/>
+              <w:rPr>
+                <w:rFonts w:ascii="IBM Plex Sans" w:cs="IBM Plex Sans" w:eastAsia="IBM Plex Sans" w:hAnsi="IBM Plex Sans"/>
+              </w:rPr>
+            </w:pPr>
+            <w:r>
+              <w:rPr>
+                <w:rFonts w:ascii="IBM Plex Sans" w:cs="IBM Plex Sans" w:eastAsia="IBM Plex Sans" w:hAnsi="IBM Plex Sans"/>
+                <w:b w:val="1"/>
+                <w:bCs w:val="1"/>
+                <w:color w:val="F0F4F8"/>
+                <w:rtl w:val="0"/>
+              </w:rPr>
+              <w:t xml:space="preserve">Relé suelto</w:t>
+            </w:r>
+          </w:p>
+        </w:tc>
+        <w:tc>
+          <w:tcPr>
+            <w:tcW w:w="3179" w:type="dxa"/>
+            <w:shd w:val="clear" w:color="auto" w:fill="1E3A5F"/>
+            <w:tcMar>
+              <w:top w:w="80" w:type="dxa"/>
+              <w:left w:w="110" w:type="dxa"/>
+              <w:bottom w:w="80" w:type="dxa"/>
+              <w:right w:w="110" w:type="dxa"/>
+            </w:tcMar>
+          </w:tcPr>
+          <w:p>
+            <w:pPr>
+              <w:spacing w:after="0"/>
+              <w:rPr>
+                <w:rFonts w:ascii="IBM Plex Sans" w:cs="IBM Plex Sans" w:eastAsia="IBM Plex Sans" w:hAnsi="IBM Plex Sans"/>
+              </w:rPr>
+            </w:pPr>
+            <w:r>
+              <w:rPr>
+                <w:rFonts w:ascii="IBM Plex Sans" w:cs="IBM Plex Sans" w:eastAsia="IBM Plex Sans" w:hAnsi="IBM Plex Sans"/>
+                <w:b w:val="1"/>
+                <w:bCs w:val="1"/>
+                <w:color w:val="F0F4F8"/>
+                <w:rtl w:val="0"/>
+              </w:rPr>
+              <w:t xml:space="preserve">Módulo de relé</w:t>
+            </w:r>
+          </w:p>
+        </w:tc>
+      </w:tr>
+      <w:tr>
+        <w:tc>
+          <w:tcPr>
+            <w:tcW w:w="2480" w:type="dxa"/>
+            <w:shd w:val="clear" w:color="auto" w:fill="FFFFFF"/>
+            <w:tcMar>
+              <w:top w:w="80" w:type="dxa"/>
+              <w:left w:w="110" w:type="dxa"/>
+              <w:bottom w:w="80" w:type="dxa"/>
+              <w:right w:w="110" w:type="dxa"/>
+            </w:tcMar>
+          </w:tcPr>
+          <w:p>
+            <w:pPr>
+              <w:spacing w:after="0"/>
+              <w:rPr>
+                <w:rFonts w:ascii="IBM Plex Sans" w:cs="IBM Plex Sans" w:eastAsia="IBM Plex Sans" w:hAnsi="IBM Plex Sans"/>
+              </w:rPr>
+            </w:pPr>
+            <w:r>
+              <w:rPr>
+                <w:rFonts w:ascii="IBM Plex Sans" w:cs="IBM Plex Sans" w:eastAsia="IBM Plex Sans" w:hAnsi="IBM Plex Sans"/>
+                <w:rtl w:val="0"/>
+              </w:rPr>
+              <w:t xml:space="preserve">Manejo desde el ESP32</w:t>
+            </w:r>
+          </w:p>
+        </w:tc>
+        <w:tc>
+          <w:tcPr>
+            <w:tcW w:w="3179" w:type="dxa"/>
+            <w:shd w:val="clear" w:color="auto" w:fill="FFFFFF"/>
+            <w:tcMar>
+              <w:top w:w="80" w:type="dxa"/>
+              <w:left w:w="110" w:type="dxa"/>
+              <w:bottom w:w="80" w:type="dxa"/>
+              <w:right w:w="110" w:type="dxa"/>
+            </w:tcMar>
+          </w:tcPr>
+          <w:p>
+            <w:pPr>
+              <w:spacing w:after="0"/>
+              <w:rPr>
+                <w:rFonts w:ascii="IBM Plex Sans" w:cs="IBM Plex Sans" w:eastAsia="IBM Plex Sans" w:hAnsi="IBM Plex Sans"/>
+              </w:rPr>
+            </w:pPr>
+            <w:r>
+              <w:rPr>
+                <w:rFonts w:ascii="IBM Plex Sans" w:cs="IBM Plex Sans" w:eastAsia="IBM Plex Sans" w:hAnsi="IBM Plex Sans"/>
+                <w:rtl w:val="0"/>
+              </w:rPr>
+              <w:t xml:space="preserve">Necesita transistor, resistencia y diodo por canal</w:t>
+            </w:r>
+          </w:p>
+        </w:tc>
+        <w:tc>
+          <w:tcPr>
+            <w:tcW w:w="3179" w:type="dxa"/>
+            <w:shd w:val="clear" w:color="auto" w:fill="FFFFFF"/>
+            <w:tcMar>
+              <w:top w:w="80" w:type="dxa"/>
+              <w:left w:w="110" w:type="dxa"/>
+              <w:bottom w:w="80" w:type="dxa"/>
+              <w:right w:w="110" w:type="dxa"/>
+            </w:tcMar>
+          </w:tcPr>
+          <w:p>
+            <w:pPr>
+              <w:spacing w:after="0"/>
+              <w:rPr>
+                <w:rFonts w:ascii="IBM Plex Sans" w:cs="IBM Plex Sans" w:eastAsia="IBM Plex Sans" w:hAnsi="IBM Plex Sans"/>
+              </w:rPr>
+            </w:pPr>
+            <w:r>
+              <w:rPr>
+                <w:rFonts w:ascii="IBM Plex Sans" w:cs="IBM Plex Sans" w:eastAsia="IBM Plex Sans" w:hAnsi="IBM Plex Sans"/>
+                <w:rtl w:val="0"/>
+              </w:rPr>
+              <w:t xml:space="preserve">Ya los trae: el pin solo da la orden</w:t>
+            </w:r>
+          </w:p>
+        </w:tc>
+      </w:tr>
+      <w:tr>
+        <w:tc>
+          <w:tcPr>
+            <w:tcW w:w="2480" w:type="dxa"/>
+            <w:shd w:val="clear" w:color="auto" w:fill="EDF1F4"/>
+            <w:tcMar>
+              <w:top w:w="80" w:type="dxa"/>
+              <w:left w:w="110" w:type="dxa"/>
+              <w:bottom w:w="80" w:type="dxa"/>
+              <w:right w:w="110" w:type="dxa"/>
+            </w:tcMar>
+          </w:tcPr>
+          <w:p>
+            <w:pPr>
+              <w:spacing w:after="0"/>
+              <w:rPr>
+                <w:rFonts w:ascii="IBM Plex Sans" w:cs="IBM Plex Sans" w:eastAsia="IBM Plex Sans" w:hAnsi="IBM Plex Sans"/>
+              </w:rPr>
+            </w:pPr>
+            <w:r>
+              <w:rPr>
+                <w:rFonts w:ascii="IBM Plex Sans" w:cs="IBM Plex Sans" w:eastAsia="IBM Plex Sans" w:hAnsi="IBM Plex Sans"/>
+                <w:rtl w:val="0"/>
+              </w:rPr>
+              <w:t xml:space="preserve">Protección contra el pico de la bobina</w:t>
+            </w:r>
+          </w:p>
+        </w:tc>
+        <w:tc>
+          <w:tcPr>
+            <w:tcW w:w="3179" w:type="dxa"/>
+            <w:shd w:val="clear" w:color="auto" w:fill="EDF1F4"/>
+            <w:tcMar>
+              <w:top w:w="80" w:type="dxa"/>
+              <w:left w:w="110" w:type="dxa"/>
+              <w:bottom w:w="80" w:type="dxa"/>
+              <w:right w:w="110" w:type="dxa"/>
+            </w:tcMar>
+          </w:tcPr>
+          <w:p>
+            <w:pPr>
+              <w:spacing w:after="0"/>
+              <w:rPr>
+                <w:rFonts w:ascii="IBM Plex Sans" w:cs="IBM Plex Sans" w:eastAsia="IBM Plex Sans" w:hAnsi="IBM Plex Sans"/>
+              </w:rPr>
+            </w:pPr>
+            <w:r>
+              <w:rPr>
+                <w:rFonts w:ascii="IBM Plex Sans" w:cs="IBM Plex Sans" w:eastAsia="IBM Plex Sans" w:hAnsi="IBM Plex Sans"/>
+                <w:rtl w:val="0"/>
+              </w:rPr>
+              <w:t xml:space="preserve">Hay que agregar el diodo</w:t>
+            </w:r>
+          </w:p>
+        </w:tc>
+        <w:tc>
+          <w:tcPr>
+            <w:tcW w:w="3179" w:type="dxa"/>
+            <w:shd w:val="clear" w:color="auto" w:fill="EDF1F4"/>
+            <w:tcMar>
+              <w:top w:w="80" w:type="dxa"/>
+              <w:left w:w="110" w:type="dxa"/>
+              <w:bottom w:w="80" w:type="dxa"/>
+              <w:right w:w="110" w:type="dxa"/>
+            </w:tcMar>
+          </w:tcPr>
+          <w:p>
+            <w:pPr>
+              <w:spacing w:after="0"/>
+              <w:rPr>
+                <w:rFonts w:ascii="IBM Plex Sans" w:cs="IBM Plex Sans" w:eastAsia="IBM Plex Sans" w:hAnsi="IBM Plex Sans"/>
+              </w:rPr>
+            </w:pPr>
+            <w:r>
+              <w:rPr>
+                <w:rFonts w:ascii="IBM Plex Sans" w:cs="IBM Plex Sans" w:eastAsia="IBM Plex Sans" w:hAnsi="IBM Plex Sans"/>
+                <w:rtl w:val="0"/>
+              </w:rPr>
+              <w:t xml:space="preserve">Incluida</w:t>
+            </w:r>
+          </w:p>
+        </w:tc>
+      </w:tr>
+      <w:tr>
+        <w:tc>
+          <w:tcPr>
+            <w:tcW w:w="2480" w:type="dxa"/>
+            <w:shd w:val="clear" w:color="auto" w:fill="FFFFFF"/>
+            <w:tcMar>
+              <w:top w:w="80" w:type="dxa"/>
+              <w:left w:w="110" w:type="dxa"/>
+              <w:bottom w:w="80" w:type="dxa"/>
+              <w:right w:w="110" w:type="dxa"/>
+            </w:tcMar>
+          </w:tcPr>
+          <w:p>
+            <w:pPr>
+              <w:spacing w:after="0"/>
+              <w:rPr>
+                <w:rFonts w:ascii="IBM Plex Sans" w:cs="IBM Plex Sans" w:eastAsia="IBM Plex Sans" w:hAnsi="IBM Plex Sans"/>
+              </w:rPr>
+            </w:pPr>
+            <w:r>
+              <w:rPr>
+                <w:rFonts w:ascii="IBM Plex Sans" w:cs="IBM Plex Sans" w:eastAsia="IBM Plex Sans" w:hAnsi="IBM Plex Sans"/>
+                <w:rtl w:val="0"/>
+              </w:rPr>
+              <w:t xml:space="preserve">Aislamiento del ESP32</w:t>
+            </w:r>
+          </w:p>
+        </w:tc>
+        <w:tc>
+          <w:tcPr>
+            <w:tcW w:w="3179" w:type="dxa"/>
+            <w:shd w:val="clear" w:color="auto" w:fill="FFFFFF"/>
+            <w:tcMar>
+              <w:top w:w="80" w:type="dxa"/>
+              <w:left w:w="110" w:type="dxa"/>
+              <w:bottom w:w="80" w:type="dxa"/>
+              <w:right w:w="110" w:type="dxa"/>
+            </w:tcMar>
+          </w:tcPr>
+          <w:p>
+            <w:pPr>
+              <w:spacing w:after="0"/>
+              <w:rPr>
+                <w:rFonts w:ascii="IBM Plex Sans" w:cs="IBM Plex Sans" w:eastAsia="IBM Plex Sans" w:hAnsi="IBM Plex Sans"/>
+              </w:rPr>
+            </w:pPr>
+            <w:r>
+              <w:rPr>
+                <w:rFonts w:ascii="IBM Plex Sans" w:cs="IBM Plex Sans" w:eastAsia="IBM Plex Sans" w:hAnsi="IBM Plex Sans"/>
+                <w:rtl w:val="0"/>
+              </w:rPr>
+              <w:t xml:space="preserve">Ninguno, salvo que se agregue un optoacoplador</w:t>
+            </w:r>
+          </w:p>
+        </w:tc>
+        <w:tc>
+          <w:tcPr>
+            <w:tcW w:w="3179" w:type="dxa"/>
+            <w:shd w:val="clear" w:color="auto" w:fill="FFFFFF"/>
+            <w:tcMar>
+              <w:top w:w="80" w:type="dxa"/>
+              <w:left w:w="110" w:type="dxa"/>
+              <w:bottom w:w="80" w:type="dxa"/>
+              <w:right w:w="110" w:type="dxa"/>
+            </w:tcMar>
+          </w:tcPr>
+          <w:p>
+            <w:pPr>
+              <w:spacing w:after="0"/>
+              <w:rPr>
+                <w:rFonts w:ascii="IBM Plex Sans" w:cs="IBM Plex Sans" w:eastAsia="IBM Plex Sans" w:hAnsi="IBM Plex Sans"/>
+              </w:rPr>
+            </w:pPr>
+            <w:r>
+              <w:rPr>
+                <w:rFonts w:ascii="IBM Plex Sans" w:cs="IBM Plex Sans" w:eastAsia="IBM Plex Sans" w:hAnsi="IBM Plex Sans"/>
+                <w:rtl w:val="0"/>
+              </w:rPr>
+              <w:t xml:space="preserve">Un optoacoplador por canal en el módulo de dos canales</w:t>
+            </w:r>
+          </w:p>
+        </w:tc>
+      </w:tr>
+      <w:tr>
+        <w:tc>
+          <w:tcPr>
+            <w:tcW w:w="2480" w:type="dxa"/>
+            <w:shd w:val="clear" w:color="auto" w:fill="EDF1F4"/>
+            <w:tcMar>
+              <w:top w:w="80" w:type="dxa"/>
+              <w:left w:w="110" w:type="dxa"/>
+              <w:bottom w:w="80" w:type="dxa"/>
+              <w:right w:w="110" w:type="dxa"/>
+            </w:tcMar>
+          </w:tcPr>
+          <w:p>
+            <w:pPr>
+              <w:spacing w:after="0"/>
+              <w:rPr>
+                <w:rFonts w:ascii="IBM Plex Sans" w:cs="IBM Plex Sans" w:eastAsia="IBM Plex Sans" w:hAnsi="IBM Plex Sans"/>
+              </w:rPr>
+            </w:pPr>
+            <w:r>
+              <w:rPr>
+                <w:rFonts w:ascii="IBM Plex Sans" w:cs="IBM Plex Sans" w:eastAsia="IBM Plex Sans" w:hAnsi="IBM Plex Sans"/>
+                <w:rtl w:val="0"/>
+              </w:rPr>
+              <w:t xml:space="preserve">Estado al encender el ESP32</w:t>
+            </w:r>
+          </w:p>
+        </w:tc>
+        <w:tc>
+          <w:tcPr>
+            <w:tcW w:w="3179" w:type="dxa"/>
+            <w:shd w:val="clear" w:color="auto" w:fill="EDF1F4"/>
+            <w:tcMar>
+              <w:top w:w="80" w:type="dxa"/>
+              <w:left w:w="110" w:type="dxa"/>
+              <w:bottom w:w="80" w:type="dxa"/>
+              <w:right w:w="110" w:type="dxa"/>
+            </w:tcMar>
+          </w:tcPr>
+          <w:p>
+            <w:pPr>
+              <w:spacing w:after="0"/>
+              <w:rPr>
+                <w:rFonts w:ascii="IBM Plex Sans" w:cs="IBM Plex Sans" w:eastAsia="IBM Plex Sans" w:hAnsi="IBM Plex Sans"/>
+              </w:rPr>
+            </w:pPr>
+            <w:r>
+              <w:rPr>
+                <w:rFonts w:ascii="IBM Plex Sans" w:cs="IBM Plex Sans" w:eastAsia="IBM Plex Sans" w:hAnsi="IBM Plex Sans"/>
+                <w:rtl w:val="0"/>
+              </w:rPr>
+              <w:t xml:space="preserve">Hay que rediseñar las resistencias y el firmware</w:t>
+            </w:r>
+          </w:p>
+        </w:tc>
+        <w:tc>
+          <w:tcPr>
+            <w:tcW w:w="3179" w:type="dxa"/>
+            <w:shd w:val="clear" w:color="auto" w:fill="EDF1F4"/>
+            <w:tcMar>
+              <w:top w:w="80" w:type="dxa"/>
+              <w:left w:w="110" w:type="dxa"/>
+              <w:bottom w:w="80" w:type="dxa"/>
+              <w:right w:w="110" w:type="dxa"/>
+            </w:tcMar>
+          </w:tcPr>
+          <w:p>
+            <w:pPr>
+              <w:spacing w:after="0"/>
+              <w:rPr>
+                <w:rFonts w:ascii="IBM Plex Sans" w:cs="IBM Plex Sans" w:eastAsia="IBM Plex Sans" w:hAnsi="IBM Plex Sans"/>
+              </w:rPr>
+            </w:pPr>
+            <w:r>
+              <w:rPr>
+                <w:rFonts w:ascii="IBM Plex Sans" w:cs="IBM Plex Sans" w:eastAsia="IBM Plex Sans" w:hAnsi="IBM Plex Sans"/>
+                <w:rtl w:val="0"/>
+              </w:rPr>
+              <w:t xml:space="preserve">Resuelto y probado (pull-up y pull-down)</w:t>
+            </w:r>
+          </w:p>
+        </w:tc>
+      </w:tr>
+      <w:tr>
+        <w:tc>
+          <w:tcPr>
+            <w:tcW w:w="2480" w:type="dxa"/>
+            <w:shd w:val="clear" w:color="auto" w:fill="FFFFFF"/>
+            <w:tcMar>
+              <w:top w:w="80" w:type="dxa"/>
+              <w:left w:w="110" w:type="dxa"/>
+              <w:bottom w:w="80" w:type="dxa"/>
+              <w:right w:w="110" w:type="dxa"/>
+            </w:tcMar>
+          </w:tcPr>
+          <w:p>
+            <w:pPr>
+              <w:spacing w:after="0"/>
+              <w:rPr>
+                <w:rFonts w:ascii="IBM Plex Sans" w:cs="IBM Plex Sans" w:eastAsia="IBM Plex Sans" w:hAnsi="IBM Plex Sans"/>
+              </w:rPr>
+            </w:pPr>
+            <w:r>
+              <w:rPr>
+                <w:rFonts w:ascii="IBM Plex Sans" w:cs="IBM Plex Sans" w:eastAsia="IBM Plex Sans" w:hAnsi="IBM Plex Sans"/>
+                <w:rtl w:val="0"/>
+              </w:rPr>
+              <w:t xml:space="preserve">Componentes extra en la plaqueta</w:t>
+            </w:r>
+          </w:p>
+        </w:tc>
+        <w:tc>
+          <w:tcPr>
+            <w:tcW w:w="3179" w:type="dxa"/>
+            <w:shd w:val="clear" w:color="auto" w:fill="FFFFFF"/>
+            <w:tcMar>
+              <w:top w:w="80" w:type="dxa"/>
+              <w:left w:w="110" w:type="dxa"/>
+              <w:bottom w:w="80" w:type="dxa"/>
+              <w:right w:w="110" w:type="dxa"/>
+            </w:tcMar>
+          </w:tcPr>
+          <w:p>
+            <w:pPr>
+              <w:spacing w:after="0"/>
+              <w:rPr>
+                <w:rFonts w:ascii="IBM Plex Sans" w:cs="IBM Plex Sans" w:eastAsia="IBM Plex Sans" w:hAnsi="IBM Plex Sans"/>
+              </w:rPr>
+            </w:pPr>
+            <w:r>
+              <w:rPr>
+                <w:rFonts w:ascii="IBM Plex Sans" w:cs="IBM Plex Sans" w:eastAsia="IBM Plex Sans" w:hAnsi="IBM Plex Sans"/>
+                <w:rtl w:val="0"/>
+              </w:rPr>
+              <w:t xml:space="preserve">Entre 12 y 18, con más de 40 soldaduras</w:t>
+            </w:r>
+          </w:p>
+        </w:tc>
+        <w:tc>
+          <w:tcPr>
+            <w:tcW w:w="3179" w:type="dxa"/>
+            <w:shd w:val="clear" w:color="auto" w:fill="FFFFFF"/>
+            <w:tcMar>
+              <w:top w:w="80" w:type="dxa"/>
+              <w:left w:w="110" w:type="dxa"/>
+              <w:bottom w:w="80" w:type="dxa"/>
+              <w:right w:w="110" w:type="dxa"/>
+            </w:tcMar>
+          </w:tcPr>
+          <w:p>
+            <w:pPr>
+              <w:spacing w:after="0"/>
+              <w:rPr>
+                <w:rFonts w:ascii="IBM Plex Sans" w:cs="IBM Plex Sans" w:eastAsia="IBM Plex Sans" w:hAnsi="IBM Plex Sans"/>
+              </w:rPr>
+            </w:pPr>
+            <w:r>
+              <w:rPr>
+                <w:rFonts w:ascii="IBM Plex Sans" w:cs="IBM Plex Sans" w:eastAsia="IBM Plex Sans" w:hAnsi="IBM Plex Sans"/>
+                <w:rtl w:val="0"/>
+              </w:rPr>
+              <w:t xml:space="preserve">Ninguno</w:t>
+            </w:r>
+          </w:p>
+        </w:tc>
+      </w:tr>
+      <w:tr>
+        <w:tc>
+          <w:tcPr>
+            <w:tcW w:w="2480" w:type="dxa"/>
+            <w:shd w:val="clear" w:color="auto" w:fill="EDF1F4"/>
+            <w:tcMar>
+              <w:top w:w="80" w:type="dxa"/>
+              <w:left w:w="110" w:type="dxa"/>
+              <w:bottom w:w="80" w:type="dxa"/>
+              <w:right w:w="110" w:type="dxa"/>
+            </w:tcMar>
+          </w:tcPr>
+          <w:p>
+            <w:pPr>
+              <w:spacing w:after="0"/>
+              <w:rPr>
+                <w:rFonts w:ascii="IBM Plex Sans" w:cs="IBM Plex Sans" w:eastAsia="IBM Plex Sans" w:hAnsi="IBM Plex Sans"/>
+              </w:rPr>
+            </w:pPr>
+            <w:r>
+              <w:rPr>
+                <w:rFonts w:ascii="IBM Plex Sans" w:cs="IBM Plex Sans" w:eastAsia="IBM Plex Sans" w:hAnsi="IBM Plex Sans"/>
+                <w:rtl w:val="0"/>
+              </w:rPr>
+              <w:t xml:space="preserve">Conexión de los contactos</w:t>
+            </w:r>
+          </w:p>
+        </w:tc>
+        <w:tc>
+          <w:tcPr>
+            <w:tcW w:w="3179" w:type="dxa"/>
+            <w:shd w:val="clear" w:color="auto" w:fill="EDF1F4"/>
+            <w:tcMar>
+              <w:top w:w="80" w:type="dxa"/>
+              <w:left w:w="110" w:type="dxa"/>
+              <w:bottom w:w="80" w:type="dxa"/>
+              <w:right w:w="110" w:type="dxa"/>
+            </w:tcMar>
+          </w:tcPr>
+          <w:p>
+            <w:pPr>
+              <w:spacing w:after="0"/>
+              <w:rPr>
+                <w:rFonts w:ascii="IBM Plex Sans" w:cs="IBM Plex Sans" w:eastAsia="IBM Plex Sans" w:hAnsi="IBM Plex Sans"/>
+              </w:rPr>
+            </w:pPr>
+            <w:r>
+              <w:rPr>
+                <w:rFonts w:ascii="IBM Plex Sans" w:cs="IBM Plex Sans" w:eastAsia="IBM Plex Sans" w:hAnsi="IBM Plex Sans"/>
+                <w:rtl w:val="0"/>
+              </w:rPr>
+              <w:t xml:space="preserve">Soldar cables a las patas o agregar borneras</w:t>
+            </w:r>
+          </w:p>
+        </w:tc>
+        <w:tc>
+          <w:tcPr>
+            <w:tcW w:w="3179" w:type="dxa"/>
+            <w:shd w:val="clear" w:color="auto" w:fill="EDF1F4"/>
+            <w:tcMar>
+              <w:top w:w="80" w:type="dxa"/>
+              <w:left w:w="110" w:type="dxa"/>
+              <w:bottom w:w="80" w:type="dxa"/>
+              <w:right w:w="110" w:type="dxa"/>
+            </w:tcMar>
+          </w:tcPr>
+          <w:p>
+            <w:pPr>
+              <w:spacing w:after="0"/>
+              <w:rPr>
+                <w:rFonts w:ascii="IBM Plex Sans" w:cs="IBM Plex Sans" w:eastAsia="IBM Plex Sans" w:hAnsi="IBM Plex Sans"/>
+              </w:rPr>
+            </w:pPr>
+            <w:r>
+              <w:rPr>
+                <w:rFonts w:ascii="IBM Plex Sans" w:cs="IBM Plex Sans" w:eastAsia="IBM Plex Sans" w:hAnsi="IBM Plex Sans"/>
+                <w:rtl w:val="0"/>
+              </w:rPr>
+              <w:t xml:space="preserve">Borneras de tornillo incluidas</w:t>
+            </w:r>
+          </w:p>
+        </w:tc>
+      </w:tr>
+      <w:tr>
+        <w:tc>
+          <w:tcPr>
+            <w:tcW w:w="2480" w:type="dxa"/>
+            <w:shd w:val="clear" w:color="auto" w:fill="FFFFFF"/>
+            <w:tcMar>
+              <w:top w:w="80" w:type="dxa"/>
+              <w:left w:w="110" w:type="dxa"/>
+              <w:bottom w:w="80" w:type="dxa"/>
+              <w:right w:w="110" w:type="dxa"/>
+            </w:tcMar>
+          </w:tcPr>
+          <w:p>
+            <w:pPr>
+              <w:spacing w:after="0"/>
+              <w:rPr>
+                <w:rFonts w:ascii="IBM Plex Sans" w:cs="IBM Plex Sans" w:eastAsia="IBM Plex Sans" w:hAnsi="IBM Plex Sans"/>
+              </w:rPr>
+            </w:pPr>
+            <w:r>
+              <w:rPr>
+                <w:rFonts w:ascii="IBM Plex Sans" w:cs="IBM Plex Sans" w:eastAsia="IBM Plex Sans" w:hAnsi="IBM Plex Sans"/>
+                <w:rtl w:val="0"/>
+              </w:rPr>
+              <w:t xml:space="preserve">Reemplazo en la fábrica</w:t>
+            </w:r>
+          </w:p>
+        </w:tc>
+        <w:tc>
+          <w:tcPr>
+            <w:tcW w:w="3179" w:type="dxa"/>
+            <w:shd w:val="clear" w:color="auto" w:fill="FFFFFF"/>
+            <w:tcMar>
+              <w:top w:w="80" w:type="dxa"/>
+              <w:left w:w="110" w:type="dxa"/>
+              <w:bottom w:w="80" w:type="dxa"/>
+              <w:right w:w="110" w:type="dxa"/>
+            </w:tcMar>
+          </w:tcPr>
+          <w:p>
+            <w:pPr>
+              <w:spacing w:after="0"/>
+              <w:rPr>
+                <w:rFonts w:ascii="IBM Plex Sans" w:cs="IBM Plex Sans" w:eastAsia="IBM Plex Sans" w:hAnsi="IBM Plex Sans"/>
+              </w:rPr>
+            </w:pPr>
+            <w:r>
+              <w:rPr>
+                <w:rFonts w:ascii="IBM Plex Sans" w:cs="IBM Plex Sans" w:eastAsia="IBM Plex Sans" w:hAnsi="IBM Plex Sans"/>
+                <w:rtl w:val="0"/>
+              </w:rPr>
+              <w:t xml:space="preserve">Desoldar y volver a soldar</w:t>
+            </w:r>
+          </w:p>
+        </w:tc>
+        <w:tc>
+          <w:tcPr>
+            <w:tcW w:w="3179" w:type="dxa"/>
+            <w:shd w:val="clear" w:color="auto" w:fill="FFFFFF"/>
+            <w:tcMar>
+              <w:top w:w="80" w:type="dxa"/>
+              <w:left w:w="110" w:type="dxa"/>
+              <w:bottom w:w="80" w:type="dxa"/>
+              <w:right w:w="110" w:type="dxa"/>
+            </w:tcMar>
+          </w:tcPr>
+          <w:p>
+            <w:pPr>
+              <w:spacing w:after="0"/>
+              <w:rPr>
+                <w:rFonts w:ascii="IBM Plex Sans" w:cs="IBM Plex Sans" w:eastAsia="IBM Plex Sans" w:hAnsi="IBM Plex Sans"/>
+              </w:rPr>
+            </w:pPr>
+            <w:r>
+              <w:rPr>
+                <w:rFonts w:ascii="IBM Plex Sans" w:cs="IBM Plex Sans" w:eastAsia="IBM Plex Sans" w:hAnsi="IBM Plex Sans"/>
+                <w:rtl w:val="0"/>
+              </w:rPr>
+              <w:t xml:space="preserve">Desatornillar y cambiar el módulo</w:t>
+            </w:r>
+          </w:p>
+        </w:tc>
+      </w:tr>
+    </w:tbl>
+    <w:p>
+      <w:pPr>
+        <w:rPr>
+          <w:rFonts w:ascii="IBM Plex Sans" w:cs="IBM Plex Sans" w:eastAsia="IBM Plex Sans" w:hAnsi="IBM Plex Sans"/>
+        </w:rPr>
+      </w:pPr>
+    </w:p>
+    <w:p>
+      <w:pPr>
+        <w:rPr>
+          <w:rFonts w:ascii="IBM Plex Sans" w:cs="IBM Plex Sans" w:eastAsia="IBM Plex Sans" w:hAnsi="IBM Plex Sans"/>
+        </w:rPr>
+      </w:pPr>
+      <w:r>
+        <w:rPr>
+          <w:rFonts w:ascii="Questrial" w:cs="Questrial" w:eastAsia="Questrial" w:hAnsi="Questrial"/>
+          <w:b w:val="1"/>
+          <w:bCs w:val="1"/>
+          <w:color w:val="3D6B96"/>
+          <w:sz w:val="26"/>
+          <w:szCs w:val="26"/>
+          <w:rtl w:val="0"/>
+        </w:rPr>
+        <w:t xml:space="preserve">Conclusión</w:t>
+      </w:r>
+    </w:p>
+    <w:p>
+      <w:pPr>
+        <w:jc w:val="both"/>
+        <w:rPr>
+          <w:rFonts w:ascii="IBM Plex Sans" w:cs="IBM Plex Sans" w:eastAsia="IBM Plex Sans" w:hAnsi="IBM Plex Sans"/>
+        </w:rPr>
+      </w:pPr>
+      <w:r>
+        <w:rPr>
+          <w:rFonts w:ascii="IBM Plex Sans" w:cs="IBM Plex Sans" w:eastAsia="IBM Plex Sans" w:hAnsi="IBM Plex Sans"/>
+          <w:rtl w:val="0"/>
+        </w:rPr>
+        <w:t xml:space="preserve">El relé es el mismo en los dos casos: un Songle de 5 V y 10 A. Lo que cambia es todo lo que lo rodea. El módulo resuelve de fábrica la etapa que maneja la bobina, la protección contra su pico de tensión, el aislamiento y las borneras, y es lo que el firmware y el conexionado del proyecto ya tienen en cuenta. Por eso usamos módulos de relé, montados sobre la plaqueta, y no relés sueltos.</w:t>
+      </w:r>
+    </w:p>
+    <w:p>
+      <w:pPr>
+        <w:pBdr>
+          <w:bottom w:color="000000" w:space="1" w:sz="6" w:val="single"/>
+        </w:pBdr>
+        <w:rPr>
+          <w:rFonts w:ascii="IBM Plex Sans" w:cs="IBM Plex Sans" w:eastAsia="IBM Plex Sans" w:hAnsi="IBM Plex Sans"/>
+        </w:rPr>
+      </w:pPr>
+    </w:p>
+    <w:p>
+      <w:pPr>
+        <w:rPr>
+          <w:rFonts w:ascii="IBM Plex Sans" w:cs="IBM Plex Sans" w:eastAsia="IBM Plex Sans" w:hAnsi="IBM Plex Sans"/>
+        </w:rPr>
+      </w:pPr>
     </w:p>
     <w:p>
       <w:pPr>

--- a/documentacion_proyecto/Arbol de problemas y soluciones.docx
+++ b/documentacion_proyecto/Arbol de problemas y soluciones.docx
@@ -6452,7 +6452,7 @@
           <w:rFonts w:ascii="IBM Plex Sans" w:cs="IBM Plex Sans" w:eastAsia="IBM Plex Sans" w:hAnsi="IBM Plex Sans"/>
           <w:rtl w:val="0"/>
         </w:rPr>
-        <w:t xml:space="preserve">El firmware del ESP32 pasaría de accionar 3 relés (Marcha/Pausa/Retroceder) a accionar además los 8 actuadores de los marcos (máximo confirmado del telar).</w:t>
+        <w:t xml:space="preserve">El firmware del ESP32 pasaría de accionar 3 relés (Marcha/Pausa/Retroceder) a accionar además los 4 relés LCA110 de los lectores ópticos, uno por cada una de las cuatro bobinas de selección del telar (confirmadas por el dueño el 19/09/26), en la misma placa.</w:t>
       </w:r>
       <w:r>
         <w:rPr>

--- a/documentacion_proyecto/Arbol de problemas y soluciones.docx
+++ b/documentacion_proyecto/Arbol de problemas y soluciones.docx
@@ -6138,7 +6138,7 @@
           <w:rFonts w:ascii="IBM Plex Sans" w:cs="IBM Plex Sans" w:eastAsia="IBM Plex Sans" w:hAnsi="IBM Plex Sans"/>
           <w:rtl w:val="0"/>
         </w:rPr>
-        <w:t xml:space="preserve">En cada pasada del telar, algunos marcos suben y otros bajan; esa combinación forma el cruce de los hilos que da el dibujo. Cada pasada se reduce entonces a indicar cuáles de esos elementos se activan. En este telar son tres, uno por cada alimentador de hilo que la máquina admite en simultáneo; el sistema no fija esa cantidad y se adapta a otras configuraciones. El patrón repetitivo es una lista corta de esas combinaciones, que se repite en bucle. El backend le entrega esa secuencia al ESP32, y el ESP32 energiza en cada pasada los marcos que van arriba.</w:t>
+        <w:t xml:space="preserve">En cada pasada del telar, algunos marcos suben y otros bajan; esa combinación forma el cruce de los hilos que da el dibujo. Cada pasada se reduce entonces a indicar cuáles de esos elementos se activan. En este telar son cuatro, las bobinas de selección confirmadas por el dueño el 19/09/26; el sistema no fija esa cantidad y se adapta a otras configuraciones. El patrón repetitivo es una lista corta de esas combinaciones, que se repite en bucle. El backend le entrega esa secuencia al ESP32, y el ESP32 energiza en cada pasada los marcos que van arriba.</w:t>
       </w:r>
     </w:p>
     <w:p>

--- a/documentacion_proyecto/Arbol de problemas y soluciones.docx
+++ b/documentacion_proyecto/Arbol de problemas y soluciones.docx
@@ -1325,7 +1325,7 @@
           <w:vertAlign w:val="baseline"/>
           <w:rtl w:val="0"/>
         </w:rPr>
-        <w:t xml:space="preserve">Se diseñó una base de datos central (PostgreSQL en Neon) con 4 Tablas: patrones, telares, historial y errores. Resuelve las causas 2 y 5.</w:t>
+        <w:t xml:space="preserve">Se diseñó una base de datos central (PostgreSQL en Neon) con 4 Tablas: patrones, telares, historial y errores (después se sumaron las del ingreso de usuarios). Resuelve las causas 2 y 5.</w:t>
       </w:r>
       <w:r>
         <w:rPr>
@@ -1652,7 +1652,7 @@
           <w:vertAlign w:val="baseline"/>
           <w:rtl w:val="0"/>
         </w:rPr>
-        <w:t xml:space="preserve"> el firmware del ESP32 que conecta el telar físico al Sistema, accionando los relés de Marcha/Pausa según lo que indica el backend. </w:t>
+        <w:t xml:space="preserve"> el firmware del ESP32 que conecta el telar físico al Sistema, accionando los relés de Marcha, Pausa y Retroceder según lo que indica el backend. </w:t>
       </w:r>
       <w:r>
         <w:rPr>
@@ -2991,7 +2991,7 @@
               <w:vertAlign w:val="baseline"/>
               <w:rtl w:val="0"/>
             </w:rPr>
-            <w:t xml:space="preserve"> → Solución: se diseñó el ESP32 como gateway, que consulta el estado al backend y acciona los botones de Marcha/Pausa del telar mediante relés en paralelo, sin invadir la electrónica de la máquina y con comportamiento seguro ante fallas (fail-safe).</w:t>
+            <w:t xml:space="preserve"> → Solución: se diseñó el ESP32 como gateway, que consulta el estado al backend y acciona los botones de Marcha, Pausa y Retroceder del telar mediante relés en paralelo, sin invadir la electrónica de la máquina y con comportamiento seguro ante fallas (fail-safe).</w:t>
           </w:r>
         </w:sdtContent>
       </w:sdt>

--- a/documentacion_proyecto/Arbol de problemas y soluciones.docx
+++ b/documentacion_proyecto/Arbol de problemas y soluciones.docx
@@ -398,7 +398,7 @@
           <w:rFonts w:ascii="IBM Plex Sans" w:cs="IBM Plex Sans" w:eastAsia="IBM Plex Sans" w:hAnsi="IBM Plex Sans"/>
           <w:rtl w:val="0"/>
         </w:rPr>
-        <w:t xml:space="preserve">estàn totalmente </w:t>
+        <w:t xml:space="preserve">están totalmente </w:t>
       </w:r>
       <w:r>
         <w:rPr>
@@ -753,7 +753,7 @@
           <w:rFonts w:ascii="IBM Plex Sans" w:cs="IBM Plex Sans" w:eastAsia="IBM Plex Sans" w:hAnsi="IBM Plex Sans"/>
           <w:rtl w:val="0"/>
         </w:rPr>
-        <w:t xml:space="preserve">El MVP presentado no incluía y hacía falta un login con una mínima capa de seguridad. Cualquiera podría utilizar la página web sin problema alguno, lo cual deja vulnerable los datos de las matrices.</w:t>
+        <w:t xml:space="preserve">El MVP presentado no incluía un login con una mínima capa de seguridad, y hacía falta. Cualquiera podría utilizar la página web sin problema alguno, lo cual deja vulnerables los datos de las matrices.</w:t>
       </w:r>
       <w:r>
         <w:rPr>
@@ -1040,7 +1040,7 @@
           <w:rFonts w:ascii="IBM Plex Sans" w:cs="IBM Plex Sans" w:eastAsia="IBM Plex Sans" w:hAnsi="IBM Plex Sans"/>
           <w:rtl w:val="0"/>
         </w:rPr>
-        <w:t xml:space="preserve">Deja vulnerable los datos de las matrices, por lo cual, cualquiera con el link a la página web podría modificarlos en cualquier momento.</w:t>
+        <w:t xml:space="preserve">Deja vulnerables los datos de las matrices, por lo cual, cualquiera con el link a la página web podría modificarlos en cualquier momento.</w:t>
       </w:r>
       <w:r>
         <w:rPr>
@@ -1250,7 +1250,7 @@
           <w:vertAlign w:val="baseline"/>
           <w:rtl w:val="0"/>
         </w:rPr>
-        <w:t xml:space="preserve">Se creó un editor visual de patrones (la página web): una cuadrícula donde cada fila representa una combinación de bobinas y cada columna un elemento del telar, con colores por fila. </w:t>
+        <w:t xml:space="preserve">Se creó un editor visual de patrones (la página web): una cuadrícula donde cada fila lleva una sola bobina (en cada pasada entra una sola trama) y cada columna es una bobina de selección, con colores por fila. Resuelve la causa 1.</w:t>
       </w:r>
       <w:r>
         <w:rPr>
@@ -1325,7 +1325,7 @@
           <w:vertAlign w:val="baseline"/>
           <w:rtl w:val="0"/>
         </w:rPr>
-        <w:t xml:space="preserve">Se diseñó una base de datos central (PostgreSQL en Neon) con 4 Tablas: patrones, telares, historial y errores (después se sumaron las del ingreso de usuarios). Resuelve las causas 2 y 5.</w:t>
+        <w:t xml:space="preserve">Se diseñó una base de datos central (PostgreSQL en Neon) con 4 tablas: patrones, telares, historial y errores (después se sumaron las del ingreso de usuarios). Resuelve las causas 2 y 5.</w:t>
       </w:r>
       <w:r>
         <w:rPr>
@@ -1402,7 +1402,7 @@
           <w:vertAlign w:val="baseline"/>
           <w:rtl w:val="0"/>
         </w:rPr>
-        <w:t xml:space="preserve">Se construyó un backend (Node.js + Express) que expone una API REST: Es el intermediario único entre la interfaz, la base de datos y el telar. </w:t>
+        <w:t xml:space="preserve">Se construyó un backend (Node.js + Express) que expone una API REST: es el intermediario único entre la interfaz, la base de datos y el telar. </w:t>
       </w:r>
       <w:r>
         <w:rPr>
@@ -1635,7 +1635,7 @@
           <w:rFonts w:ascii="IBM Plex Sans" w:cs="IBM Plex Sans" w:eastAsia="IBM Plex Sans" w:hAnsi="IBM Plex Sans"/>
           <w:rtl w:val="0"/>
         </w:rPr>
-        <w:t xml:space="preserve">desarrollará</w:t>
+        <w:t xml:space="preserve">desarrolló</w:t>
       </w:r>
       <w:r>
         <w:rPr>
@@ -1652,7 +1652,7 @@
           <w:vertAlign w:val="baseline"/>
           <w:rtl w:val="0"/>
         </w:rPr>
-        <w:t xml:space="preserve"> el firmware del ESP32 que conecta el telar físico al Sistema, accionando los relés de Marcha, Pausa y Retroceder según lo que indica el backend. </w:t>
+        <w:t xml:space="preserve"> el firmware del ESP32 que conecta el telar físico al sistema, accionando los relés de Marcha, Pausa y Retroceder según lo que indica el backend y avisando cuando alguien usa la botonera a mano. </w:t>
       </w:r>
       <w:r>
         <w:rPr>
@@ -1661,7 +1661,7 @@
           <w:iCs w:val="1"/>
           <w:rtl w:val="0"/>
         </w:rPr>
-        <w:t xml:space="preserve">Resolvería</w:t>
+        <w:t xml:space="preserve">Resuelve</w:t>
       </w:r>
       <w:r>
         <w:rPr>
@@ -1878,7 +1878,7 @@
           <w:vertAlign w:val="baseline"/>
           <w:rtl w:val="0"/>
         </w:rPr>
-        <w:t xml:space="preserve">Se agregó un login por huella dactilar (con el estándar WebAuthn), para que el acceso al sistema sea seguro y personal. La huella nunca se guarda en el servidor: solo se almacena una clave pública para verificar la identidad.</w:t>
+        <w:t xml:space="preserve">Se agregó un login por huella dactilar (con el estándar WebAuthn), para que el acceso al sistema sea seguro y personal. La huella nunca se guarda en el servidor: solo se almacena una clave pública para verificar la identidad. Resuelve las causas 6 y 7.</w:t>
       </w:r>
       <w:r>
         <w:rPr>
@@ -2012,7 +2012,7 @@
           <w:rFonts w:ascii="IBM Plex Sans" w:cs="IBM Plex Sans" w:eastAsia="IBM Plex Sans" w:hAnsi="IBM Plex Sans"/>
           <w:rtl w:val="0"/>
         </w:rPr>
-        <w:t xml:space="preserve">Se puede repetir un diseño exacto las veces que haga falta, en el telar que sea (actualmente solo se podría en uno pero está planeado el aplicarlo en el resto de telares en caso de que funcione).</w:t>
+        <w:t xml:space="preserve">Se puede repetir un diseño exacto las veces que haga falta, en el telar que sea (por ahora en uno solo; está planeado extenderlo al resto si funciona).</w:t>
       </w:r>
       <w:r>
         <w:rPr>
@@ -2086,7 +2086,7 @@
           <w:rFonts w:ascii="IBM Plex Sans" w:cs="IBM Plex Sans" w:eastAsia="IBM Plex Sans" w:hAnsi="IBM Plex Sans"/>
           <w:rtl w:val="0"/>
         </w:rPr>
-        <w:t xml:space="preserve">El conocimiento vive en el sistema, no en una sola persona. El programa es hecho para que sea lo más intuitivo posible y fácil de manejar para cualquier usuario (con o sin experiencia).</w:t>
+        <w:t xml:space="preserve">El conocimiento vive en el sistema, no en una sola persona. El programa está hecho para que sea lo más intuitivo posible y fácil de manejar para cualquier usuario (con o sin experiencia).</w:t>
       </w:r>
       <w:r>
         <w:rPr>
@@ -2354,192 +2354,7 @@
           <w:rFonts w:ascii="IBM Plex Sans" w:cs="IBM Plex Sans" w:eastAsia="IBM Plex Sans" w:hAnsi="IBM Plex Sans"/>
           <w:rtl w:val="0"/>
         </w:rPr>
-        <w:t xml:space="preserve">: Para realizar el MVP, lo primero que había que corregir era que l</w:t>
-      </w:r>
-      <w:r>
-        <w:rPr>
-          <w:rFonts w:ascii="IBM Plex Sans" w:cs="IBM Plex Sans" w:eastAsia="IBM Plex Sans" w:hAnsi="IBM Plex Sans"/>
-          <w:i w:val="0"/>
-          <w:iCs w:val="0"/>
-          <w:smallCaps w:val="0"/>
-          <w:strike w:val="0"/>
-          <w:color w:val="000000"/>
-          <w:sz w:val="24"/>
-          <w:szCs w:val="24"/>
-          <w:u w:val="none"/>
-          <w:shd w:fill="auto" w:val="clear"/>
-          <w:vertAlign w:val="baseline"/>
-          <w:rtl w:val="0"/>
-        </w:rPr>
-        <w:t xml:space="preserve">os datos se perd</w:t>
-      </w:r>
-      <w:r>
-        <w:rPr>
-          <w:rFonts w:ascii="IBM Plex Sans" w:cs="IBM Plex Sans" w:eastAsia="IBM Plex Sans" w:hAnsi="IBM Plex Sans"/>
-          <w:rtl w:val="0"/>
-        </w:rPr>
-        <w:t xml:space="preserve">ía</w:t>
-      </w:r>
-      <w:r>
-        <w:rPr>
-          <w:rFonts w:ascii="IBM Plex Sans" w:cs="IBM Plex Sans" w:eastAsia="IBM Plex Sans" w:hAnsi="IBM Plex Sans"/>
-          <w:i w:val="0"/>
-          <w:iCs w:val="0"/>
-          <w:smallCaps w:val="0"/>
-          <w:strike w:val="0"/>
-          <w:color w:val="000000"/>
-          <w:sz w:val="24"/>
-          <w:szCs w:val="24"/>
-          <w:u w:val="none"/>
-          <w:shd w:fill="auto" w:val="clear"/>
-          <w:vertAlign w:val="baseline"/>
-          <w:rtl w:val="0"/>
-        </w:rPr>
-        <w:t xml:space="preserve">n</w:t>
-      </w:r>
-      <w:r>
-        <w:rPr>
-          <w:rFonts w:ascii="IBM Plex Sans" w:cs="IBM Plex Sans" w:eastAsia="IBM Plex Sans" w:hAnsi="IBM Plex Sans"/>
-          <w:rtl w:val="0"/>
-        </w:rPr>
-        <w:t xml:space="preserve">.</w:t>
-      </w:r>
-      <w:r>
-        <w:rPr>
-          <w:rFonts w:ascii="IBM Plex Sans" w:cs="IBM Plex Sans" w:eastAsia="IBM Plex Sans" w:hAnsi="IBM Plex Sans"/>
-          <w:i w:val="0"/>
-          <w:iCs w:val="0"/>
-          <w:smallCaps w:val="0"/>
-          <w:strike w:val="0"/>
-          <w:color w:val="000000"/>
-          <w:sz w:val="24"/>
-          <w:szCs w:val="24"/>
-          <w:u w:val="none"/>
-          <w:shd w:fill="auto" w:val="clear"/>
-          <w:vertAlign w:val="baseline"/>
-          <w:rtl w:val="0"/>
-        </w:rPr>
-        <w:t xml:space="preserve"> Como</w:t>
-      </w:r>
-      <w:r>
-        <w:rPr>
-          <w:rFonts w:ascii="IBM Plex Sans" w:cs="IBM Plex Sans" w:eastAsia="IBM Plex Sans" w:hAnsi="IBM Plex Sans"/>
-          <w:rtl w:val="0"/>
-        </w:rPr>
-        <w:t xml:space="preserve"> s</w:t>
-      </w:r>
-      <w:r>
-        <w:rPr>
-          <w:rFonts w:ascii="IBM Plex Sans" w:cs="IBM Plex Sans" w:eastAsia="IBM Plex Sans" w:hAnsi="IBM Plex Sans"/>
-          <w:i w:val="0"/>
-          <w:iCs w:val="0"/>
-          <w:smallCaps w:val="0"/>
-          <w:strike w:val="0"/>
-          <w:color w:val="000000"/>
-          <w:sz w:val="24"/>
-          <w:szCs w:val="24"/>
-          <w:u w:val="none"/>
-          <w:shd w:fill="auto" w:val="clear"/>
-          <w:vertAlign w:val="baseline"/>
-          <w:rtl w:val="0"/>
-        </w:rPr>
-        <w:t xml:space="preserve">olución</w:t>
-      </w:r>
-      <w:r>
-        <w:rPr>
-          <w:rFonts w:ascii="IBM Plex Sans" w:cs="IBM Plex Sans" w:eastAsia="IBM Plex Sans" w:hAnsi="IBM Plex Sans"/>
-          <w:rtl w:val="0"/>
-        </w:rPr>
-        <w:t xml:space="preserve"> fue</w:t>
-      </w:r>
-      <w:r>
-        <w:rPr>
-          <w:rFonts w:ascii="IBM Plex Sans" w:cs="IBM Plex Sans" w:eastAsia="IBM Plex Sans" w:hAnsi="IBM Plex Sans"/>
-          <w:i w:val="0"/>
-          <w:iCs w:val="0"/>
-          <w:smallCaps w:val="0"/>
-          <w:strike w:val="0"/>
-          <w:color w:val="000000"/>
-          <w:sz w:val="24"/>
-          <w:szCs w:val="24"/>
-          <w:u w:val="none"/>
-          <w:shd w:fill="auto" w:val="clear"/>
-          <w:vertAlign w:val="baseline"/>
-          <w:rtl w:val="0"/>
-        </w:rPr>
-        <w:t xml:space="preserve"> montar un backend con base de datos. Se diseñó el modelo de 4 tablas (para el funcionamient</w:t>
-      </w:r>
-      <w:r>
-        <w:rPr>
-          <w:rFonts w:ascii="IBM Plex Sans" w:cs="IBM Plex Sans" w:eastAsia="IBM Plex Sans" w:hAnsi="IBM Plex Sans"/>
-          <w:rtl w:val="0"/>
-        </w:rPr>
-        <w:t xml:space="preserve">o básico de la página, luego se agregarían las demás para el login con biometría)</w:t>
-      </w:r>
-      <w:r>
-        <w:rPr>
-          <w:rFonts w:ascii="IBM Plex Sans" w:cs="IBM Plex Sans" w:eastAsia="IBM Plex Sans" w:hAnsi="IBM Plex Sans"/>
-          <w:i w:val="0"/>
-          <w:iCs w:val="0"/>
-          <w:smallCaps w:val="0"/>
-          <w:strike w:val="0"/>
-          <w:color w:val="000000"/>
-          <w:sz w:val="24"/>
-          <w:szCs w:val="24"/>
-          <w:u w:val="none"/>
-          <w:shd w:fill="auto" w:val="clear"/>
-          <w:vertAlign w:val="baseline"/>
-          <w:rtl w:val="0"/>
-        </w:rPr>
-        <w:t xml:space="preserve"> y se construyó la API REST. La web se reconectó </w:t>
-      </w:r>
-      <w:r>
-        <w:rPr>
-          <w:rFonts w:ascii="IBM Plex Sans" w:cs="IBM Plex Sans" w:eastAsia="IBM Plex Sans" w:hAnsi="IBM Plex Sans"/>
-          <w:rtl w:val="0"/>
-        </w:rPr>
-        <w:t xml:space="preserve">a la</w:t>
-      </w:r>
-      <w:r>
-        <w:rPr>
-          <w:rFonts w:ascii="IBM Plex Sans" w:cs="IBM Plex Sans" w:eastAsia="IBM Plex Sans" w:hAnsi="IBM Plex Sans"/>
-          <w:i w:val="0"/>
-          <w:iCs w:val="0"/>
-          <w:smallCaps w:val="0"/>
-          <w:strike w:val="0"/>
-          <w:color w:val="000000"/>
-          <w:sz w:val="24"/>
-          <w:szCs w:val="24"/>
-          <w:u w:val="none"/>
-          <w:shd w:fill="auto" w:val="clear"/>
-          <w:vertAlign w:val="baseline"/>
-          <w:rtl w:val="0"/>
-        </w:rPr>
-        <w:t xml:space="preserve"> API en vez d</w:t>
-      </w:r>
-      <w:r>
-        <w:rPr>
-          <w:rFonts w:ascii="IBM Plex Sans" w:cs="IBM Plex Sans" w:eastAsia="IBM Plex Sans" w:hAnsi="IBM Plex Sans"/>
-          <w:rtl w:val="0"/>
-        </w:rPr>
-        <w:t xml:space="preserve">el almacenamiento del navegador</w:t>
-      </w:r>
-      <w:r>
-        <w:rPr>
-          <w:rFonts w:ascii="IBM Plex Sans" w:cs="IBM Plex Sans" w:eastAsia="IBM Plex Sans" w:hAnsi="IBM Plex Sans"/>
-          <w:i w:val="0"/>
-          <w:iCs w:val="0"/>
-          <w:smallCaps w:val="0"/>
-          <w:strike w:val="0"/>
-          <w:color w:val="000000"/>
-          <w:sz w:val="24"/>
-          <w:szCs w:val="24"/>
-          <w:u w:val="none"/>
-          <w:shd w:fill="auto" w:val="clear"/>
-          <w:vertAlign w:val="baseline"/>
-          <w:rtl w:val="0"/>
-        </w:rPr>
-        <w:t xml:space="preserve">.</w:t>
+        <w:t xml:space="preserve">: para realizar el MVP, lo primero que había que corregir era que los datos se perdían. La solución fue montar un backend con base de datos. Se diseñó el modelo de 4 tablas (para el funcionamiento básico de la página; luego se agregarían las del login con biometría) y se construyó la API REST. La web se reconectó a la API en vez del almacenamiento del navegador.</w:t>
       </w:r>
       <w:r>
         <w:rPr>
@@ -2599,7 +2414,7 @@
           <w:vertAlign w:val="baseline"/>
           <w:rtl w:val="0"/>
         </w:rPr>
-        <w:t xml:space="preserve">Segundo problema: Fue preguntarse a dónde se alojaría la base de datos. La solución fue utilizar PostgreSQL en Neon, en la nube, para no depender de un servidor propio ni de una sola máquina, tener respaldos y acceso remoto.</w:t>
+        <w:t xml:space="preserve">Segundo problema: dónde alojar la base de datos. La solución fue utilizar PostgreSQL en Neon, en la nube, para no depender de un servidor propio ni de una sola máquina, tener respaldos y acceso remoto.</w:t>
       </w:r>
       <w:r>
         <w:rPr>
@@ -2666,151 +2481,7 @@
           <w:rFonts w:ascii="IBM Plex Sans" w:cs="IBM Plex Sans" w:eastAsia="IBM Plex Sans" w:hAnsi="IBM Plex Sans"/>
           <w:rtl w:val="0"/>
         </w:rPr>
-        <w:t xml:space="preserve">: E</w:t>
-      </w:r>
-      <w:r>
-        <w:rPr>
-          <w:rFonts w:ascii="IBM Plex Sans" w:cs="IBM Plex Sans" w:eastAsia="IBM Plex Sans" w:hAnsi="IBM Plex Sans"/>
-          <w:i w:val="0"/>
-          <w:iCs w:val="0"/>
-          <w:smallCaps w:val="0"/>
-          <w:strike w:val="0"/>
-          <w:color w:val="000000"/>
-          <w:sz w:val="24"/>
-          <w:szCs w:val="24"/>
-          <w:u w:val="none"/>
-          <w:shd w:fill="auto" w:val="clear"/>
-          <w:vertAlign w:val="baseline"/>
-          <w:rtl w:val="0"/>
-        </w:rPr>
-        <w:t xml:space="preserve">l sistema t</w:t>
-      </w:r>
-      <w:r>
-        <w:rPr>
-          <w:rFonts w:ascii="IBM Plex Sans" w:cs="IBM Plex Sans" w:eastAsia="IBM Plex Sans" w:hAnsi="IBM Plex Sans"/>
-          <w:rtl w:val="0"/>
-        </w:rPr>
-        <w:t xml:space="preserve">endría</w:t>
-      </w:r>
-      <w:r>
-        <w:rPr>
-          <w:rFonts w:ascii="IBM Plex Sans" w:cs="IBM Plex Sans" w:eastAsia="IBM Plex Sans" w:hAnsi="IBM Plex Sans"/>
-          <w:i w:val="0"/>
-          <w:iCs w:val="0"/>
-          <w:smallCaps w:val="0"/>
-          <w:strike w:val="0"/>
-          <w:color w:val="000000"/>
-          <w:sz w:val="24"/>
-          <w:szCs w:val="24"/>
-          <w:u w:val="none"/>
-          <w:shd w:fill="auto" w:val="clear"/>
-          <w:vertAlign w:val="baseline"/>
-          <w:rtl w:val="0"/>
-        </w:rPr>
-        <w:t xml:space="preserve"> que poder repetir un </w:t>
-      </w:r>
-      <w:r>
-        <w:rPr>
-          <w:rFonts w:ascii="IBM Plex Sans" w:cs="IBM Plex Sans" w:eastAsia="IBM Plex Sans" w:hAnsi="IBM Plex Sans"/>
-          <w:rtl w:val="0"/>
-        </w:rPr>
-        <w:t xml:space="preserve">dibujo</w:t>
-      </w:r>
-      <w:r>
-        <w:rPr>
-          <w:rFonts w:ascii="IBM Plex Sans" w:cs="IBM Plex Sans" w:eastAsia="IBM Plex Sans" w:hAnsi="IBM Plex Sans"/>
-          <w:i w:val="0"/>
-          <w:iCs w:val="0"/>
-          <w:smallCaps w:val="0"/>
-          <w:strike w:val="0"/>
-          <w:color w:val="000000"/>
-          <w:sz w:val="24"/>
-          <w:szCs w:val="24"/>
-          <w:u w:val="none"/>
-          <w:shd w:fill="auto" w:val="clear"/>
-          <w:vertAlign w:val="baseline"/>
-          <w:rtl w:val="0"/>
-        </w:rPr>
-        <w:t xml:space="preserve"> sin errores</w:t>
-      </w:r>
-      <w:r>
-        <w:rPr>
-          <w:rFonts w:ascii="IBM Plex Sans" w:cs="IBM Plex Sans" w:eastAsia="IBM Plex Sans" w:hAnsi="IBM Plex Sans"/>
-          <w:rtl w:val="0"/>
-        </w:rPr>
-        <w:t xml:space="preserve">, guardar de forma limpia y correcta varios dibujos y tener en cuenta varios detalles (ej: no poder editar una matriz en ejecución, no poder repetir nombres, encontrar la manera más óptima para dibujar las matrices, etc.). La s</w:t>
-      </w:r>
-      <w:r>
-        <w:rPr>
-          <w:rFonts w:ascii="IBM Plex Sans" w:cs="IBM Plex Sans" w:eastAsia="IBM Plex Sans" w:hAnsi="IBM Plex Sans"/>
-          <w:i w:val="0"/>
-          <w:iCs w:val="0"/>
-          <w:smallCaps w:val="0"/>
-          <w:strike w:val="0"/>
-          <w:color w:val="000000"/>
-          <w:sz w:val="24"/>
-          <w:szCs w:val="24"/>
-          <w:u w:val="none"/>
-          <w:shd w:fill="auto" w:val="clear"/>
-          <w:vertAlign w:val="baseline"/>
-          <w:rtl w:val="0"/>
-        </w:rPr>
-        <w:t xml:space="preserve">olución</w:t>
-      </w:r>
-      <w:r>
-        <w:rPr>
-          <w:rFonts w:ascii="IBM Plex Sans" w:cs="IBM Plex Sans" w:eastAsia="IBM Plex Sans" w:hAnsi="IBM Plex Sans"/>
-          <w:rtl w:val="0"/>
-        </w:rPr>
-        <w:t xml:space="preserve"> a todo se vio</w:t>
-      </w:r>
-      <w:r>
-        <w:rPr>
-          <w:rFonts w:ascii="IBM Plex Sans" w:cs="IBM Plex Sans" w:eastAsia="IBM Plex Sans" w:hAnsi="IBM Plex Sans"/>
-          <w:i w:val="0"/>
-          <w:iCs w:val="0"/>
-          <w:smallCaps w:val="0"/>
-          <w:strike w:val="0"/>
-          <w:color w:val="000000"/>
-          <w:sz w:val="24"/>
-          <w:szCs w:val="24"/>
-          <w:u w:val="none"/>
-          <w:shd w:fill="auto" w:val="clear"/>
-          <w:vertAlign w:val="baseline"/>
-          <w:rtl w:val="0"/>
-        </w:rPr>
-        <w:t xml:space="preserve"> sumando transacciones y bloqueo de filas en el backend, para que las operaciones críticas (asignar un </w:t>
-      </w:r>
-      <w:r>
-        <w:rPr>
-          <w:rFonts w:ascii="IBM Plex Sans" w:cs="IBM Plex Sans" w:eastAsia="IBM Plex Sans" w:hAnsi="IBM Plex Sans"/>
-          <w:rtl w:val="0"/>
-        </w:rPr>
-        <w:t xml:space="preserve">dibujo</w:t>
-      </w:r>
-      <w:r>
-        <w:rPr>
-          <w:rFonts w:ascii="IBM Plex Sans" w:cs="IBM Plex Sans" w:eastAsia="IBM Plex Sans" w:hAnsi="IBM Plex Sans"/>
-          <w:i w:val="0"/>
-          <w:iCs w:val="0"/>
-          <w:smallCaps w:val="0"/>
-          <w:strike w:val="0"/>
-          <w:color w:val="000000"/>
-          <w:sz w:val="24"/>
-          <w:szCs w:val="24"/>
-          <w:u w:val="none"/>
-          <w:shd w:fill="auto" w:val="clear"/>
-          <w:vertAlign w:val="baseline"/>
-          <w:rtl w:val="0"/>
-        </w:rPr>
-        <w:t xml:space="preserve">, avanzar el tejido) sean seguras y consistentes. Y luego para el re</w:t>
-      </w:r>
-      <w:r>
-        <w:rPr>
-          <w:rFonts w:ascii="IBM Plex Sans" w:cs="IBM Plex Sans" w:eastAsia="IBM Plex Sans" w:hAnsi="IBM Plex Sans"/>
-          <w:rtl w:val="0"/>
-        </w:rPr>
-        <w:t xml:space="preserve">sto de detalles la verdadera solución fue identificar tales inconsistencias con el testeo constante de la página.</w:t>
+        <w:t xml:space="preserve">: el sistema tenía que poder repetir un dibujo sin errores, guardar de forma limpia y correcta varios dibujos y tener en cuenta varios detalles (por ejemplo: no poder editar una matriz en ejecución, no poder repetir nombres, encontrar la manera más práctica de dibujar las matrices). La mayor parte se resolvió sumando transacciones y bloqueo de filas en el backend, para que las operaciones críticas (asignar un dibujo, avanzar el tejido) sean seguras y consistentes. El resto de los detalles se resolvió identificando las inconsistencias con el testeo constante de la página.</w:t>
       </w:r>
     </w:p>
     <w:p>
@@ -2872,129 +2543,8 @@
           <w:rFonts w:ascii="IBM Plex Sans" w:cs="IBM Plex Sans" w:eastAsia="IBM Plex Sans" w:hAnsi="IBM Plex Sans"/>
           <w:rtl w:val="0"/>
         </w:rPr>
-        <w:t xml:space="preserve">: Al ser todo e</w:t>
-      </w:r>
-      <w:r>
-        <w:rPr>
-          <w:rFonts w:ascii="IBM Plex Sans" w:cs="IBM Plex Sans" w:eastAsia="IBM Plex Sans" w:hAnsi="IBM Plex Sans"/>
-          <w:i w:val="0"/>
-          <w:iCs w:val="0"/>
-          <w:smallCaps w:val="0"/>
-          <w:strike w:val="0"/>
-          <w:color w:val="000000"/>
-          <w:sz w:val="24"/>
-          <w:szCs w:val="24"/>
-          <w:u w:val="none"/>
-          <w:shd w:fill="auto" w:val="clear"/>
-          <w:vertAlign w:val="baseline"/>
-          <w:rtl w:val="0"/>
-        </w:rPr>
-        <w:t xml:space="preserve">sto s</w:t>
-      </w:r>
-      <w:r>
-        <w:rPr>
-          <w:rFonts w:ascii="IBM Plex Sans" w:cs="IBM Plex Sans" w:eastAsia="IBM Plex Sans" w:hAnsi="IBM Plex Sans"/>
-          <w:rtl w:val="0"/>
-        </w:rPr>
-        <w:t xml:space="preserve">e</w:t>
-      </w:r>
-      <w:r>
-        <w:rPr>
-          <w:rFonts w:ascii="IBM Plex Sans" w:cs="IBM Plex Sans" w:eastAsia="IBM Plex Sans" w:hAnsi="IBM Plex Sans"/>
-          <w:i w:val="0"/>
-          <w:iCs w:val="0"/>
-          <w:smallCaps w:val="0"/>
-          <w:strike w:val="0"/>
-          <w:color w:val="000000"/>
-          <w:sz w:val="24"/>
-          <w:szCs w:val="24"/>
-          <w:u w:val="none"/>
-          <w:shd w:fill="auto" w:val="clear"/>
-          <w:vertAlign w:val="baseline"/>
-          <w:rtl w:val="0"/>
-        </w:rPr>
-        <w:t xml:space="preserve">gu</w:t>
-      </w:r>
-      <w:r>
-        <w:rPr>
-          <w:rFonts w:ascii="IBM Plex Sans" w:cs="IBM Plex Sans" w:eastAsia="IBM Plex Sans" w:hAnsi="IBM Plex Sans"/>
-          <w:rtl w:val="0"/>
-        </w:rPr>
-        <w:t xml:space="preserve">ir</w:t>
-      </w:r>
-      <w:r>
-        <w:rPr>
-          <w:rFonts w:ascii="IBM Plex Sans" w:cs="IBM Plex Sans" w:eastAsia="IBM Plex Sans" w:hAnsi="IBM Plex Sans"/>
-          <w:i w:val="0"/>
-          <w:iCs w:val="0"/>
-          <w:smallCaps w:val="0"/>
-          <w:strike w:val="0"/>
-          <w:color w:val="000000"/>
-          <w:sz w:val="24"/>
-          <w:szCs w:val="24"/>
-          <w:u w:val="none"/>
-          <w:shd w:fill="auto" w:val="clear"/>
-          <w:vertAlign w:val="baseline"/>
-          <w:rtl w:val="0"/>
-        </w:rPr>
-        <w:t xml:space="preserve"> siendo software</w:t>
-      </w:r>
-      <w:r>
-        <w:rPr>
-          <w:rFonts w:ascii="IBM Plex Sans" w:cs="IBM Plex Sans" w:eastAsia="IBM Plex Sans" w:hAnsi="IBM Plex Sans"/>
-          <w:rtl w:val="0"/>
-        </w:rPr>
-        <w:t xml:space="preserve">,</w:t>
-      </w:r>
-      <w:r>
-        <w:rPr>
-          <w:rFonts w:ascii="IBM Plex Sans" w:cs="IBM Plex Sans" w:eastAsia="IBM Plex Sans" w:hAnsi="IBM Plex Sans"/>
-          <w:i w:val="0"/>
-          <w:iCs w:val="0"/>
-          <w:smallCaps w:val="0"/>
-          <w:strike w:val="0"/>
-          <w:color w:val="000000"/>
-          <w:sz w:val="24"/>
-          <w:szCs w:val="24"/>
-          <w:u w:val="none"/>
-          <w:shd w:fill="auto" w:val="clear"/>
-          <w:vertAlign w:val="baseline"/>
-          <w:rtl w:val="0"/>
-        </w:rPr>
-        <w:t xml:space="preserve"> el telar real no está conectado</w:t>
-      </w:r>
-      <w:r>
-        <w:rPr>
-          <w:rFonts w:ascii="IBM Plex Sans" w:cs="IBM Plex Sans" w:eastAsia="IBM Plex Sans" w:hAnsi="IBM Plex Sans"/>
-          <w:rtl w:val="0"/>
-        </w:rPr>
-        <w:t xml:space="preserve">, no tendríamos en claro como es el funcionamiento del mismo con el</w:t>
-      </w:r>
-      <w:sdt>
-        <w:sdtPr>
-          <w:id w:val="-1543703415"/>
-          <w:tag w:val="goog_rdk_0"/>
-        </w:sdtPr>
-        <w:sdtContent>
-          <w:r>
-            <w:rPr>
-              <w:rFonts w:ascii="IBM Plex Sans" w:cs="IBM Plex Sans" w:eastAsia="IBM Plex Sans" w:hAnsi="IBM Plex Sans"/>
-              <w:i w:val="0"/>
-              <w:iCs w:val="0"/>
-              <w:smallCaps w:val="0"/>
-              <w:strike w:val="0"/>
-              <w:color w:val="000000"/>
-              <w:sz w:val="24"/>
-              <w:szCs w:val="24"/>
-              <w:u w:val="none"/>
-              <w:shd w:fill="auto" w:val="clear"/>
-              <w:vertAlign w:val="baseline"/>
-              <w:rtl w:val="0"/>
-            </w:rPr>
-            <w:t xml:space="preserve"> → Solución: se diseñó el ESP32 como gateway, que consulta el estado al backend y acciona los botones de Marcha, Pausa y Retroceder del telar mediante relés en paralelo, sin invadir la electrónica de la máquina y con comportamiento seguro ante fallas (fail-safe).</w:t>
-          </w:r>
-        </w:sdtContent>
-      </w:sdt>
+        <w:t xml:space="preserve">: todo esto seguía siendo software y el telar real no estaba conectado, así que no teníamos en claro cómo iba a funcionar el sistema con la máquina. La solución fue diseñar el ESP32 como gateway, que consulta el estado al backend y acciona los botones de Marcha, Pausa y Retroceder del telar mediante relés en paralelo, sin invadir la electrónica de la máquina y con comportamiento seguro ante fallas (fail-safe).</w:t>
+      </w:r>
       <w:r>
         <w:rPr>
           <w:rtl w:val="0"/>
@@ -3060,120 +2610,7 @@
           <w:rFonts w:ascii="IBM Plex Sans" w:cs="IBM Plex Sans" w:eastAsia="IBM Plex Sans" w:hAnsi="IBM Plex Sans"/>
           <w:rtl w:val="0"/>
         </w:rPr>
-        <w:t xml:space="preserve">: Tiene </w:t>
-      </w:r>
-      <w:r>
-        <w:rPr>
-          <w:rFonts w:ascii="IBM Plex Sans" w:cs="IBM Plex Sans" w:eastAsia="IBM Plex Sans" w:hAnsi="IBM Plex Sans"/>
-          <w:i w:val="0"/>
-          <w:iCs w:val="0"/>
-          <w:smallCaps w:val="0"/>
-          <w:strike w:val="0"/>
-          <w:color w:val="000000"/>
-          <w:sz w:val="24"/>
-          <w:szCs w:val="24"/>
-          <w:u w:val="none"/>
-          <w:shd w:fill="auto" w:val="clear"/>
-          <w:vertAlign w:val="baseline"/>
-          <w:rtl w:val="0"/>
-        </w:rPr>
-        <w:t xml:space="preserve">que ser cómodo</w:t>
-      </w:r>
-      <w:r>
-        <w:rPr>
-          <w:rFonts w:ascii="IBM Plex Sans" w:cs="IBM Plex Sans" w:eastAsia="IBM Plex Sans" w:hAnsi="IBM Plex Sans"/>
-          <w:rtl w:val="0"/>
-        </w:rPr>
-        <w:t xml:space="preserve"> de utilizar para los usuarios</w:t>
-      </w:r>
-      <w:r>
-        <w:rPr>
-          <w:rFonts w:ascii="IBM Plex Sans" w:cs="IBM Plex Sans" w:eastAsia="IBM Plex Sans" w:hAnsi="IBM Plex Sans"/>
-          <w:i w:val="0"/>
-          <w:iCs w:val="0"/>
-          <w:smallCaps w:val="0"/>
-          <w:strike w:val="0"/>
-          <w:color w:val="000000"/>
-          <w:sz w:val="24"/>
-          <w:szCs w:val="24"/>
-          <w:u w:val="none"/>
-          <w:shd w:fill="auto" w:val="clear"/>
-          <w:vertAlign w:val="baseline"/>
-          <w:rtl w:val="0"/>
-        </w:rPr>
-        <w:t xml:space="preserve">. </w:t>
-      </w:r>
-      <w:r>
-        <w:rPr>
-          <w:rFonts w:ascii="IBM Plex Sans" w:cs="IBM Plex Sans" w:eastAsia="IBM Plex Sans" w:hAnsi="IBM Plex Sans"/>
-          <w:rtl w:val="0"/>
-        </w:rPr>
-        <w:t xml:space="preserve">La s</w:t>
-      </w:r>
-      <w:r>
-        <w:rPr>
-          <w:rFonts w:ascii="IBM Plex Sans" w:cs="IBM Plex Sans" w:eastAsia="IBM Plex Sans" w:hAnsi="IBM Plex Sans"/>
-          <w:i w:val="0"/>
-          <w:iCs w:val="0"/>
-          <w:smallCaps w:val="0"/>
-          <w:strike w:val="0"/>
-          <w:color w:val="000000"/>
-          <w:sz w:val="24"/>
-          <w:szCs w:val="24"/>
-          <w:u w:val="none"/>
-          <w:shd w:fill="auto" w:val="clear"/>
-          <w:vertAlign w:val="baseline"/>
-          <w:rtl w:val="0"/>
-        </w:rPr>
-        <w:t xml:space="preserve">olución</w:t>
-      </w:r>
-      <w:r>
-        <w:rPr>
-          <w:rFonts w:ascii="IBM Plex Sans" w:cs="IBM Plex Sans" w:eastAsia="IBM Plex Sans" w:hAnsi="IBM Plex Sans"/>
-          <w:rtl w:val="0"/>
-        </w:rPr>
-        <w:t xml:space="preserve"> para eso, es que</w:t>
-      </w:r>
-      <w:r>
-        <w:rPr>
-          <w:rFonts w:ascii="IBM Plex Sans" w:cs="IBM Plex Sans" w:eastAsia="IBM Plex Sans" w:hAnsi="IBM Plex Sans"/>
-          <w:i w:val="0"/>
-          <w:iCs w:val="0"/>
-          <w:smallCaps w:val="0"/>
-          <w:strike w:val="0"/>
-          <w:color w:val="000000"/>
-          <w:sz w:val="24"/>
-          <w:szCs w:val="24"/>
-          <w:u w:val="none"/>
-          <w:shd w:fill="auto" w:val="clear"/>
-          <w:vertAlign w:val="baseline"/>
-          <w:rtl w:val="0"/>
-        </w:rPr>
-        <w:t xml:space="preserve"> la página web esté pensada para el celular, con modo claro y oscuro, para </w:t>
-      </w:r>
-      <w:r>
-        <w:rPr>
-          <w:rFonts w:ascii="IBM Plex Sans" w:cs="IBM Plex Sans" w:eastAsia="IBM Plex Sans" w:hAnsi="IBM Plex Sans"/>
-          <w:rtl w:val="0"/>
-        </w:rPr>
-        <w:t xml:space="preserve">operar desde</w:t>
-      </w:r>
-      <w:r>
-        <w:rPr>
-          <w:rFonts w:ascii="IBM Plex Sans" w:cs="IBM Plex Sans" w:eastAsia="IBM Plex Sans" w:hAnsi="IBM Plex Sans"/>
-          <w:i w:val="0"/>
-          <w:iCs w:val="0"/>
-          <w:smallCaps w:val="0"/>
-          <w:strike w:val="0"/>
-          <w:color w:val="000000"/>
-          <w:sz w:val="24"/>
-          <w:szCs w:val="24"/>
-          <w:u w:val="none"/>
-          <w:shd w:fill="auto" w:val="clear"/>
-          <w:vertAlign w:val="baseline"/>
-          <w:rtl w:val="0"/>
-        </w:rPr>
-        <w:t xml:space="preserve"> el teléfono sin depender de una computadora.</w:t>
+        <w:t xml:space="preserve">: tenía que ser cómodo de utilizar para los usuarios. La solución fue pensar la página web para el celular, con modo claro y oscuro, para operar desde el teléfono sin depender de una computadora.</w:t>
       </w:r>
       <w:r>
         <w:rPr>
@@ -3525,7 +2962,7 @@
           <w:rFonts w:ascii="IBM Plex Sans" w:cs="IBM Plex Sans" w:eastAsia="IBM Plex Sans" w:hAnsi="IBM Plex Sans"/>
           <w:rtl w:val="0"/>
         </w:rPr>
-        <w:t xml:space="preserve">El ESP32 funcionará como puente entre el sistema informático y el telar físico. Su rol es el de intermediario: no reemplaza la electrónica ni la lógica propia de la máquina, sino que la comanda desde afuera, como si alguien apretara los botones del telar a distancia.</w:t>
+        <w:t xml:space="preserve">El ESP32 funciona como puente entre el sistema informático y el telar físico. Su rol es el de intermediario: no reemplaza la electrónica ni la lógica propia de la máquina, sino que la comanda desde afuera, como si alguien apretara los botones del telar a distancia.</w:t>
       </w:r>
     </w:p>
     <w:p>
@@ -3616,7 +3053,7 @@
           <w:rFonts w:ascii="IBM Plex Sans" w:cs="IBM Plex Sans" w:eastAsia="IBM Plex Sans" w:hAnsi="IBM Plex Sans"/>
           <w:rtl w:val="0"/>
         </w:rPr>
-        <w:t xml:space="preserve">Si detecta un cambio, acciona el relé correspondiente para reflejar en el telar real.</w:t>
+        <w:t xml:space="preserve">Si detecta un cambio, acciona el relé correspondiente para reflejarlo en el telar real.</w:t>
       </w:r>
       <w:r>
         <w:rPr>
@@ -3819,6 +3256,20 @@
       </w:pPr>
       <w:r>
         <w:rPr>
+          <w:rFonts w:ascii="IBM Plex Sans" w:cs="IBM Plex Sans" w:eastAsia="IBM Plex Sans" w:hAnsi="IBM Plex Sans"/>
+          <w:rtl w:val="0"/>
+        </w:rPr>
+        <w:t xml:space="preserve">• Retroceder: cuando desde la web se toca ⏪ (con confirmación), el ESP32 envía un pulso al relé de Retroceder, y la máquina retrocede una pasada.</w:t>
+      </w:r>
+    </w:p>
+    <w:p>
+      <w:pPr>
+        <w:rPr>
+          <w:rFonts w:ascii="IBM Plex Sans" w:cs="IBM Plex Sans" w:eastAsia="IBM Plex Sans" w:hAnsi="IBM Plex Sans"/>
+        </w:rPr>
+      </w:pPr>
+      <w:r>
+        <w:rPr>
           <w:rtl w:val="0"/>
         </w:rPr>
       </w:r>
@@ -3861,7 +3312,7 @@
           <w:rFonts w:ascii="IBM Plex Sans" w:cs="IBM Plex Sans" w:eastAsia="IBM Plex Sans" w:hAnsi="IBM Plex Sans"/>
           <w:rtl w:val="0"/>
         </w:rPr>
-        <w:t xml:space="preserve">Como ya se menciona, en esta etapa el ESP32 comanda el arranque y la pausa del telar. La medición de las pasadas físicas mediante el sensor inductivo del Bloque C forma parte del alcance de esta etapa: el sensor entrega un pulso por cada giro completo de un eje del telar, de modo que el avance registrado corresponde al movimiento real de la máquina.</w:t>
+        <w:t xml:space="preserve">Como ya se mencionó, en esta etapa el ESP32 comanda el arranque, la pausa y el retroceso del telar. La medición de las pasadas físicas mediante el sensor inductivo del Bloque C forma parte del alcance de esta etapa: el sensor entrega un pulso por cada giro completo de un eje del telar, de modo que el avance registrado corresponde al movimiento real de la máquina.</w:t>
       </w:r>
     </w:p>
     <w:p>
@@ -5367,7 +4818,7 @@
           <w:rFonts w:ascii="IBM Plex Sans" w:cs="IBM Plex Sans" w:eastAsia="IBM Plex Sans" w:hAnsi="IBM Plex Sans"/>
           <w:rtl w:val="0"/>
         </w:rPr>
-        <w:t xml:space="preserve">Esta sección aclara qué parte del telar controla el sistema hoy y qué quedaría como evolución para las siguientes etapas.</w:t>
+        <w:t xml:space="preserve">Esta sección aclara qué parte del telar controla el sistema hoy y qué quedaría como evolución para las siguientes etapas. El relevamiento confirmó que el telar de implementación (Vamatex C 201) no es un Jacquard de tarjetas sino un telar con cinta de papel perforada y cuatro bobinas de selección; las explicaciones de abajo conservan el análisis inicial, y la vía que se sigue es la del control por marcos del final.</w:t>
       </w:r>
     </w:p>
     <w:p>
@@ -5437,7 +4888,7 @@
           <w:rFonts w:ascii="IBM Plex Sans" w:cs="IBM Plex Sans" w:eastAsia="IBM Plex Sans" w:hAnsi="IBM Plex Sans"/>
           <w:rtl w:val="0"/>
         </w:rPr>
-        <w:t xml:space="preserve">La máquina de accionamiento. Es la que mueve el telar: arranca, para, avanza y retrocede el tejido. Se opera con la botonera física (Marcha / Pausa).</w:t>
+        <w:t xml:space="preserve">La máquina de accionamiento. Es la que mueve el telar: arranca, para, avanza y retrocede el tejido. Se opera con la botonera física (Marcha / Pausa / Retroceder).</w:t>
       </w:r>
       <w:r>
         <w:rPr>
@@ -5474,7 +4925,7 @@
           <w:rFonts w:ascii="IBM Plex Sans" w:cs="IBM Plex Sans" w:eastAsia="IBM Plex Sans" w:hAnsi="IBM Plex Sans"/>
           <w:rtl w:val="0"/>
         </w:rPr>
-        <w:t xml:space="preserve">La máquina lectora de secuencia (el Jacquard con tarjetas perforadas). Es la que "lee" el dibujo y le dicta al telar, pasada por pasada, qué hacer para formar la matriz. Hoy funciona con tarjetas perforadas físicas: aproximadamente una tarjeta por ciclo, y cambiar de diseño implica desmontar e intercambiar cientos de tarjetas a mano (un proceso extenso y tardío).</w:t>
+        <w:t xml:space="preserve">La máquina lectora de secuencia (el Jacquard con tarjetas perforadas). Es la que "lee" el dibujo y le dicta al telar, pasada por pasada, qué hacer para formar la matriz. Hoy funciona con tarjetas perforadas físicas: aproximadamente una tarjeta por ciclo, y cambiar de diseño implica desmontar e intercambiar cientos de tarjetas a mano (un proceso largo y lento).</w:t>
       </w:r>
       <w:r>
         <w:rPr>
@@ -5587,7 +5038,7 @@
           <w:color w:val="1E3A5F"/>
           <w:rtl w:val="0"/>
         </w:rPr>
-        <w:t xml:space="preserve">Nivel 1, Arranque y parada (lo que hace el ESP32 puede hacer al día hoy):</w:t>
+        <w:t xml:space="preserve">Nivel 1, Arranque y parada (lo que el ESP32 hace hoy):</w:t>
       </w:r>
       <w:r>
         <w:rPr>
@@ -5625,7 +5076,7 @@
           <w:rFonts w:ascii="IBM Plex Sans" w:cs="IBM Plex Sans" w:eastAsia="IBM Plex Sans" w:hAnsi="IBM Plex Sans"/>
           <w:rtl w:val="0"/>
         </w:rPr>
-        <w:t xml:space="preserve">Estado: resuelto en el diseño y probado a nivel de simulación.</w:t>
+        <w:t xml:space="preserve">Estado: instalado y probado en el telar el 19/09/2026.</w:t>
       </w:r>
       <w:r>
         <w:rPr>
@@ -5731,7 +5182,7 @@
           <w:rFonts w:ascii="IBM Plex Sans" w:cs="IBM Plex Sans" w:eastAsia="IBM Plex Sans" w:hAnsi="IBM Plex Sans"/>
           <w:rtl w:val="0"/>
         </w:rPr>
-        <w:t xml:space="preserve">Este nivel es el alcance actual del proyecto y no tiene inconvenientes de fondo.</w:t>
+        <w:t xml:space="preserve">Este nivel ya está instalado en el telar y no tiene inconvenientes de fondo.</w:t>
       </w:r>
     </w:p>
     <w:p>
@@ -5761,26 +5212,26 @@
           <w:color w:val="1E3A5F"/>
           <w:rtl w:val="0"/>
         </w:rPr>
-        <w:t xml:space="preserve">Nivel 2, Dictar la secuencia del patrón (pensado para las futuras etapas):</w:t>
-      </w:r>
-      <w:r>
-        <w:rPr>
-          <w:rtl w:val="0"/>
-        </w:rPr>
-      </w:r>
-    </w:p>
-    <w:p>
-      <w:pPr>
-        <w:rPr>
-          <w:rFonts w:ascii="IBM Plex Sans" w:cs="IBM Plex Sans" w:eastAsia="IBM Plex Sans" w:hAnsi="IBM Plex Sans"/>
-        </w:rPr>
-      </w:pPr>
-      <w:r>
-        <w:rPr>
-          <w:rFonts w:ascii="IBM Plex Sans" w:cs="IBM Plex Sans" w:eastAsia="IBM Plex Sans" w:hAnsi="IBM Plex Sans"/>
-          <w:rtl w:val="0"/>
-        </w:rPr>
-        <w:t xml:space="preserve">Reemplazar a la máquina lectora significa que el sistema no solo dé Play, sino que le entregue al telar la secuencia completa del dibujo (qué hacer en cada pasada), ocupando el lugar de las tarjetas perforadas de Jacquard.</w:t>
+        <w:t xml:space="preserve">Nivel 2, Dictar la secuencia del patrón (en desarrollo):</w:t>
+      </w:r>
+      <w:r>
+        <w:rPr>
+          <w:rtl w:val="0"/>
+        </w:rPr>
+      </w:r>
+    </w:p>
+    <w:p>
+      <w:pPr>
+        <w:rPr>
+          <w:rFonts w:ascii="IBM Plex Sans" w:cs="IBM Plex Sans" w:eastAsia="IBM Plex Sans" w:hAnsi="IBM Plex Sans"/>
+        </w:rPr>
+      </w:pPr>
+      <w:r>
+        <w:rPr>
+          <w:rFonts w:ascii="IBM Plex Sans" w:cs="IBM Plex Sans" w:eastAsia="IBM Plex Sans" w:hAnsi="IBM Plex Sans"/>
+          <w:rtl w:val="0"/>
+        </w:rPr>
+        <w:t xml:space="preserve">Reemplazar a la máquina lectora significa que el sistema no solo dé Marcha, sino que le entregue al telar la secuencia completa del dibujo (qué hacer en cada pasada), ocupando el lugar de las tarjetas perforadas (en este telar, la cinta de papel).</w:t>
       </w:r>
     </w:p>
     <w:p>
@@ -5799,7 +5250,7 @@
           <w:rFonts w:ascii="IBM Plex Sans" w:cs="IBM Plex Sans" w:eastAsia="IBM Plex Sans" w:hAnsi="IBM Plex Sans"/>
           <w:rtl w:val="0"/>
         </w:rPr>
-        <w:t xml:space="preserve">Estado: fuera del alcance para la etapa actual. Es la meta a la que apunta el proyecto, pero requiere un paso de estudio previo.</w:t>
+        <w:t xml:space="preserve">Estado: en desarrollo. El sensor de pasada y el relé de selección se probaron en protoboard el 10/10/2026, y se está armando la plaqueta para probarlo en la máquina.</w:t>
       </w:r>
       <w:r>
         <w:rPr>
@@ -5836,7 +5287,7 @@
           <w:rFonts w:ascii="IBM Plex Sans" w:cs="IBM Plex Sans" w:eastAsia="IBM Plex Sans" w:hAnsi="IBM Plex Sans"/>
           <w:rtl w:val="0"/>
         </w:rPr>
-        <w:t xml:space="preserve">El punto a resolver es que en este telar la lectura es un mecanismo Jacquard por tarjetas perforadas físicas: es un sistema mecánico, no una señal eléctrica simple. Por eso reemplazarlo no es tan directo.</w:t>
+        <w:t xml:space="preserve">El punto a resolver era que la lectura parecía un mecanismo Jacquard por tarjetas perforadas físicas: un sistema mecánico, no una señal eléctrica simple. El relevamiento mostró que en este telar la secuencia la lee un lector óptico sobre una cinta de papel, que da una señal eléctrica por bobina, y eso simplifica el reemplazo.</w:t>
       </w:r>
       <w:r>
         <w:rPr>
@@ -5873,7 +5324,7 @@
           <w:rFonts w:ascii="IBM Plex Sans" w:cs="IBM Plex Sans" w:eastAsia="IBM Plex Sans" w:hAnsi="IBM Plex Sans"/>
           <w:rtl w:val="0"/>
         </w:rPr>
-        <w:t xml:space="preserve">Llegar al “Nivel 2” implica comandar las bobinas de selección que el telar ya tiene, para que reciban la secuencia desde el backend en lugar de leerla de la cinta de papel. Eso es un proyecto de hardware en sí mismo, sobre la mecánica del telar.</w:t>
+        <w:t xml:space="preserve">Llegar al “Nivel 2” implica comandar las bobinas de selección que el telar ya tiene, para que reciban la secuencia desde el backend en lugar de leerla de la cinta de papel. Eso es un proyecto de hardware en sí mismo.</w:t>
       </w:r>
       <w:r>
         <w:rPr>
@@ -5943,7 +5394,7 @@
           <w:rFonts w:ascii="IBM Plex Sans" w:cs="IBM Plex Sans" w:eastAsia="IBM Plex Sans" w:hAnsi="IBM Plex Sans"/>
           <w:rtl w:val="0"/>
         </w:rPr>
-        <w:t xml:space="preserve">Pero como mejoras y avances a realizar son que el ESP32 le dicte la secuencia completa al telar, reemplazando físicamente a las tarjetas perforadas. Esto depende de intervenir el mecanismo Jacquard, y queda planteado como el siguiente paso una vez validado el prototipo en un único telar.</w:t>
+        <w:t xml:space="preserve">Como mejora, el paso que sigue es que el ESP32 le dicte la secuencia completa al telar, reemplazando a la cinta perforada. En este telar no hace falta intervenir la mecánica: alcanza con un relé LCA110 en el lugar de cada lector óptico de la cinta, y es lo que se está desarrollando.</w:t>
       </w:r>
     </w:p>
     <w:p>
@@ -6086,7 +5537,7 @@
           <w:rFonts w:ascii="IBM Plex Sans" w:cs="IBM Plex Sans" w:eastAsia="IBM Plex Sans" w:hAnsi="IBM Plex Sans"/>
           <w:rtl w:val="0"/>
         </w:rPr>
-        <w:t xml:space="preserve">Toda tela con un patrón que se repite (cortinas, rayas, espigado, panal,etc) se define por una secuencia corta de combinaciones de marcos que se repite en bucle. Y esa secuencia corta que se repite es exactamente lo que el sistema ya hace hoy con la matriz de pasadas.</w:t>
+        <w:t xml:space="preserve">Toda tela con un patrón que se repite (cortinas, rayas, espigado, panal, etc.) se define por una secuencia corta de combinaciones de marcos que se repite en bucle. Y esa secuencia corta que se repite es exactamente lo que el sistema ya hace hoy con la matriz de pasadas.</w:t>
       </w:r>
     </w:p>
     <w:p>
@@ -6138,7 +5589,7 @@
           <w:rFonts w:ascii="IBM Plex Sans" w:cs="IBM Plex Sans" w:eastAsia="IBM Plex Sans" w:hAnsi="IBM Plex Sans"/>
           <w:rtl w:val="0"/>
         </w:rPr>
-        <w:t xml:space="preserve">En cada pasada del telar, algunos marcos suben y otros bajan; esa combinación forma el cruce de los hilos que da el dibujo. Cada pasada se reduce entonces a indicar cuáles de esos elementos se activan. En este telar son cuatro, las bobinas de selección confirmadas por el dueño el 19/09/26; el sistema no fija esa cantidad y se adapta a otras configuraciones. El patrón repetitivo es una lista corta de esas combinaciones, que se repite en bucle. El backend le entrega esa secuencia al ESP32, y el ESP32 energiza en cada pasada los marcos que van arriba.</w:t>
+        <w:t xml:space="preserve">En cada pasada del telar, algunos marcos suben y otros bajan; esa combinación forma el cruce de los hilos que da el dibujo. En este sistema, cada pasada se reduce a indicar qué bobina de selección se activa: en cada pasada entra una sola trama. En este telar son cuatro bobinas, confirmadas por el dueño el 19/09/26; el sistema no fija esa cantidad y se adapta a otras configuraciones. El patrón repetitivo es una lista corta de bobinas, cada una tantas pasadas seguidas como indique su fila, que se repite en bucle. El backend le entrega esa secuencia al ESP32, y el ESP32 activa en cada pasada la bobina que corresponde.</w:t>
       </w:r>
     </w:p>
     <w:p>
@@ -6194,7 +5645,7 @@
           <w:rFonts w:ascii="IBM Plex Sans" w:cs="IBM Plex Sans" w:eastAsia="IBM Plex Sans" w:hAnsi="IBM Plex Sans"/>
           <w:rtl w:val="0"/>
         </w:rPr>
-        <w:t xml:space="preserve">Las bobinas de selección, una por marco. El telar ya las tiene instaladas y funcionando: trabajan con 24 V en alterna y son las que hoy accionan las palancas leyendo la cinta de papel.</w:t>
+        <w:t xml:space="preserve">Las bobinas de selección. El telar ya las tiene instaladas y funcionando: trabajan con 24 V en alterna y son las que hoy accionan las palancas leyendo la cinta de papel.</w:t>
       </w:r>
       <w:r>
         <w:rPr>
@@ -6231,7 +5682,7 @@
           <w:rFonts w:ascii="IBM Plex Sans" w:cs="IBM Plex Sans" w:eastAsia="IBM Plex Sans" w:hAnsi="IBM Plex Sans"/>
           <w:rtl w:val="0"/>
         </w:rPr>
-        <w:t xml:space="preserve">El ESP32 recibe la secuencia del backend y activa los marcos que van arriba en cada pasada.</w:t>
+        <w:t xml:space="preserve">El ESP32 recibe la secuencia del backend y, en cada pasada, activa la bobina que corresponde a través del relé LCA110 de su lector óptico.</w:t>
       </w:r>
       <w:r>
         <w:rPr>
@@ -6305,7 +5756,7 @@
           <w:rFonts w:ascii="IBM Plex Sans" w:cs="IBM Plex Sans" w:eastAsia="IBM Plex Sans" w:hAnsi="IBM Plex Sans"/>
           <w:rtl w:val="0"/>
         </w:rPr>
-        <w:t xml:space="preserve">Y podría verse necesario una fuente acorde al consumo de los actuadores.</w:t>
+        <w:t xml:space="preserve">No hace falta una fuente aparte: las bobinas siguen alimentadas por el telar con sus 24 V en alterna, y el relé de cada lector solo conmuta la señal.</w:t>
       </w:r>
       <w:r>
         <w:rPr>
@@ -6378,7 +5829,7 @@
           <w:rFonts w:ascii="IBM Plex Sans" w:cs="IBM Plex Sans" w:eastAsia="IBM Plex Sans" w:hAnsi="IBM Plex Sans"/>
           <w:rtl w:val="0"/>
         </w:rPr>
-        <w:t xml:space="preserve">El editor ya define una matriz de pasadas que se repite. Solo hay que interpretar cada fila como "qué marcos suben en esta pasada".</w:t>
+        <w:t xml:space="preserve">El editor ya define una matriz de pasadas que se repite. Cada fila de esa matriz indica qué bobina se activa y cuántas pasadas seguidas se teje.</w:t>
       </w:r>
       <w:r>
         <w:rPr>
@@ -6483,7 +5934,7 @@
           <w:rFonts w:ascii="IBM Plex Sans" w:cs="IBM Plex Sans" w:eastAsia="IBM Plex Sans" w:hAnsi="IBM Plex Sans"/>
           <w:rtl w:val="0"/>
         </w:rPr>
-        <w:t xml:space="preserve">En otras palabras: la parte de software ya está casi lista; lo que se suma es la parte física de los marcos.</w:t>
+        <w:t xml:space="preserve">En otras palabras: la parte de software ya está casi lista; lo que se suma es la parte física: un relé por lector óptico.</w:t>
       </w:r>
     </w:p>
     <w:p>
@@ -6546,7 +5997,7 @@
           <w:rFonts w:ascii="IBM Plex Sans" w:cs="IBM Plex Sans" w:eastAsia="IBM Plex Sans" w:hAnsi="IBM Plex Sans"/>
           <w:rtl w:val="0"/>
         </w:rPr>
-        <w:t xml:space="preserve">Esto aplica que si el telar es control por marcos. Conviene confirmar si el telar levanta los hilos por marcos (pocos cuadros que suben y bajan) o cada hilo por separado con las tarjetas. En cualquier caso, para el tipo de tejido repetitivo de esta fábrica, el control por marcos es la vía correcta y está al alcance de un prototipo con ESP32.</w:t>
+        <w:t xml:space="preserve">Esto aplica si el telar es de control por marcos. Conviene confirmar si el telar levanta los hilos por marcos (pocos cuadros que suben y bajan) o cada hilo por separado con las tarjetas. En cualquier caso, para el tipo de tejido repetitivo de esta fábrica, el control por marcos es la vía correcta y está al alcance de un prototipo con ESP32.</w:t>
       </w:r>
     </w:p>
     <w:sectPr>

--- a/documentacion_proyecto/Arbol de problemas y soluciones.docx
+++ b/documentacion_proyecto/Arbol de problemas y soluciones.docx
@@ -3016,7 +3016,7 @@
           <w:rFonts w:ascii="IBM Plex Sans" w:cs="IBM Plex Sans" w:eastAsia="IBM Plex Sans" w:hAnsi="IBM Plex Sans"/>
           <w:rtl w:val="0"/>
         </w:rPr>
-        <w:t xml:space="preserve">Se conecta a la red Wi-Fi y le consulta al backend, cada pocos segundos, en qué estado debería estar el telar (tejiendo o detenido). Compara ese estado deseado con el estado actual de la máquina.</w:t>
+        <w:t xml:space="preserve">Se conecta a la red Wi-Fi y le consulta al backend, cada pocos segundos, en qué estado debería estar el telar (tejiendo o detenido). Compara ese estado deseado con el de la consulta anterior.</w:t>
       </w:r>
       <w:r>
         <w:rPr>
@@ -5997,7 +5997,7 @@
           <w:rFonts w:ascii="IBM Plex Sans" w:cs="IBM Plex Sans" w:eastAsia="IBM Plex Sans" w:hAnsi="IBM Plex Sans"/>
           <w:rtl w:val="0"/>
         </w:rPr>
-        <w:t xml:space="preserve">Esto aplica si el telar es de control por marcos. Conviene confirmar si el telar levanta los hilos por marcos (pocos cuadros que suben y bajan) o cada hilo por separado con las tarjetas. En cualquier caso, para el tipo de tejido repetitivo de esta fábrica, el control por marcos es la vía correcta y está al alcance de un prototipo con ESP32.</w:t>
+        <w:t xml:space="preserve">Esto aplica si el telar es de control por marcos. El relevamiento lo confirmó: el C 201 es un dobby que lee una cinta de papel perforada y selecciona con cuatro bobinas, así que el retrofit es directo. En cualquier caso, para el tipo de tejido repetitivo de esta fábrica, el control por marcos es la vía correcta y está al alcance de un prototipo con ESP32.</w:t>
       </w:r>
     </w:p>
     <w:sectPr>

--- a/documentacion_proyecto/Arbol de problemas y soluciones.docx
+++ b/documentacion_proyecto/Arbol de problemas y soluciones.docx
@@ -5250,7 +5250,7 @@
           <w:rFonts w:ascii="IBM Plex Sans" w:cs="IBM Plex Sans" w:eastAsia="IBM Plex Sans" w:hAnsi="IBM Plex Sans"/>
           <w:rtl w:val="0"/>
         </w:rPr>
-        <w:t xml:space="preserve">Estado: en desarrollo. El sensor de pasada y el relé de selección se probaron en protoboard el 10/10/2026, y se está armando la plaqueta para probarlo en la máquina.</w:t>
+        <w:t xml:space="preserve">Estado: en desarrollo. El sensor de pasada y el relé de selección se probaron en protoboard el 10/10/2026, y el 17/10/2026 en la máquina, todavía en protoboard: el sensor cuenta las pasadas y el primer canal seleccionó bien. Se están armando las plaquetas para instalar los cuatro canales.</w:t>
       </w:r>
       <w:r>
         <w:rPr>

--- a/documentacion_proyecto/Arbol de problemas y soluciones.docx
+++ b/documentacion_proyecto/Arbol de problemas y soluciones.docx
@@ -4,6 +4,7 @@
   <w:body>
     <w:p>
       <w:pPr>
+        <w:keepNext/>
         <w:jc w:val="left"/>
         <w:rPr>
           <w:rFonts w:ascii="Questrial" w:cs="Questrial" w:eastAsia="Questrial" w:hAnsi="Questrial"/>
@@ -29,6 +30,7 @@
     </w:p>
     <w:p>
       <w:pPr>
+        <w:keepNext/>
         <w:rPr>
           <w:rFonts w:ascii="IBM Plex Sans" w:cs="IBM Plex Sans" w:eastAsia="IBM Plex Sans" w:hAnsi="IBM Plex Sans"/>
           <w:b w:val="1"/>
@@ -45,6 +47,7 @@
     </w:p>
     <w:p>
       <w:pPr>
+        <w:keepNext/>
         <w:rPr>
           <w:rFonts w:ascii="Questrial" w:cs="Questrial" w:eastAsia="Questrial" w:hAnsi="Questrial"/>
           <w:b w:val="1"/>
@@ -131,6 +134,7 @@
     </w:p>
     <w:p>
       <w:pPr>
+        <w:keepNext/>
         <w:rPr>
           <w:rFonts w:ascii="Questrial" w:cs="Questrial" w:eastAsia="Questrial" w:hAnsi="Questrial"/>
           <w:b w:val="1"/>
@@ -817,6 +821,7 @@
     </w:p>
     <w:p>
       <w:pPr>
+        <w:keepNext/>
         <w:rPr>
           <w:rFonts w:ascii="Questrial" w:cs="Questrial" w:eastAsia="Questrial" w:hAnsi="Questrial"/>
           <w:b w:val="1"/>
@@ -1078,6 +1083,7 @@
     </w:p>
     <w:p>
       <w:pPr>
+        <w:keepNext/>
         <w:rPr>
           <w:rFonts w:ascii="Questrial" w:cs="Questrial" w:eastAsia="Questrial" w:hAnsi="Questrial"/>
           <w:b w:val="1"/>
@@ -1102,6 +1108,7 @@
     </w:p>
     <w:p>
       <w:pPr>
+        <w:keepNext/>
         <w:rPr>
           <w:rFonts w:ascii="Questrial" w:cs="Questrial" w:eastAsia="Questrial" w:hAnsi="Questrial"/>
           <w:b w:val="1"/>
@@ -1187,6 +1194,7 @@
     </w:p>
     <w:p>
       <w:pPr>
+        <w:keepNext/>
         <w:ind w:left="0" w:firstLine="0"/>
         <w:rPr>
           <w:rFonts w:ascii="Questrial" w:cs="Questrial" w:eastAsia="Questrial" w:hAnsi="Questrial"/>
@@ -1900,6 +1908,7 @@
     </w:p>
     <w:p>
       <w:pPr>
+        <w:keepNext/>
         <w:rPr>
           <w:rFonts w:ascii="Questrial" w:cs="Questrial" w:eastAsia="Questrial" w:hAnsi="Questrial"/>
           <w:b w:val="1"/>
@@ -2201,6 +2210,7 @@
     </w:p>
     <w:p>
       <w:pPr>
+        <w:keepNext/>
         <w:rPr>
           <w:rFonts w:ascii="Questrial" w:cs="Questrial" w:eastAsia="Questrial" w:hAnsi="Questrial"/>
           <w:b w:val="1"/>
@@ -2703,6 +2713,7 @@
     </w:p>
     <w:p>
       <w:pPr>
+        <w:keepNext/>
         <w:rPr>
           <w:rFonts w:ascii="IBM Plex Sans" w:cs="IBM Plex Sans" w:eastAsia="IBM Plex Sans" w:hAnsi="IBM Plex Sans"/>
           <w:color w:val="1E3A5F"/>
@@ -2728,6 +2739,7 @@
     </w:p>
     <w:p>
       <w:pPr>
+        <w:keepNext/>
         <w:rPr>
           <w:rFonts w:ascii="IBM Plex Sans" w:cs="IBM Plex Sans" w:eastAsia="IBM Plex Sans" w:hAnsi="IBM Plex Sans"/>
           <w:color w:val="3D6B96"/>
@@ -2767,6 +2779,7 @@
     </w:p>
     <w:p>
       <w:pPr>
+        <w:keepNext/>
         <w:rPr>
           <w:rFonts w:ascii="IBM Plex Sans" w:cs="IBM Plex Sans" w:eastAsia="IBM Plex Sans" w:hAnsi="IBM Plex Sans"/>
         </w:rPr>
@@ -2928,6 +2941,7 @@
     </w:p>
     <w:p>
       <w:pPr>
+        <w:keepNext/>
         <w:rPr>
           <w:rFonts w:ascii="IBM Plex Sans" w:cs="IBM Plex Sans" w:eastAsia="IBM Plex Sans" w:hAnsi="IBM Plex Sans"/>
           <w:color w:val="3D6B96"/>
@@ -2979,6 +2993,7 @@
     </w:p>
     <w:p>
       <w:pPr>
+        <w:keepNext/>
         <w:rPr>
           <w:rFonts w:ascii="IBM Plex Sans" w:cs="IBM Plex Sans" w:eastAsia="IBM Plex Sans" w:hAnsi="IBM Plex Sans"/>
           <w:color w:val="3D6B96"/>
@@ -3149,6 +3164,7 @@
     </w:p>
     <w:p>
       <w:pPr>
+        <w:keepNext/>
         <w:rPr>
           <w:rFonts w:ascii="IBM Plex Sans" w:cs="IBM Plex Sans" w:eastAsia="IBM Plex Sans" w:hAnsi="IBM Plex Sans"/>
           <w:color w:val="3D6B96"/>
@@ -3199,6 +3215,7 @@
     </w:p>
     <w:p>
       <w:pPr>
+        <w:keepNext/>
         <w:rPr>
           <w:rFonts w:ascii="IBM Plex Sans" w:cs="IBM Plex Sans" w:eastAsia="IBM Plex Sans" w:hAnsi="IBM Plex Sans"/>
           <w:color w:val="3D6B96"/>
@@ -3344,6 +3361,7 @@
     </w:p>
     <w:p>
       <w:pPr>
+        <w:keepNext/>
         <w:rPr>
           <w:rFonts w:ascii="IBM Plex Sans" w:cs="IBM Plex Sans" w:eastAsia="IBM Plex Sans" w:hAnsi="IBM Plex Sans"/>
         </w:rPr>
@@ -3385,6 +3403,7 @@
     </w:p>
     <w:p>
       <w:pPr>
+        <w:keepNext/>
         <w:rPr>
           <w:rFonts w:ascii="IBM Plex Sans" w:cs="IBM Plex Sans" w:eastAsia="IBM Plex Sans" w:hAnsi="IBM Plex Sans"/>
         </w:rPr>
@@ -3499,6 +3518,7 @@
     </w:p>
     <w:p>
       <w:pPr>
+        <w:keepNext/>
         <w:rPr>
           <w:rFonts w:ascii="IBM Plex Sans" w:cs="IBM Plex Sans" w:eastAsia="IBM Plex Sans" w:hAnsi="IBM Plex Sans"/>
         </w:rPr>
@@ -3518,6 +3538,7 @@
     </w:p>
     <w:p>
       <w:pPr>
+        <w:keepNext/>
         <w:jc w:val="both"/>
         <w:rPr>
           <w:rFonts w:ascii="IBM Plex Sans" w:cs="IBM Plex Sans" w:eastAsia="IBM Plex Sans" w:hAnsi="IBM Plex Sans"/>
@@ -3671,6 +3692,7 @@
     </w:p>
     <w:p>
       <w:pPr>
+        <w:keepNext/>
         <w:rPr>
           <w:rFonts w:ascii="IBM Plex Sans" w:cs="IBM Plex Sans" w:eastAsia="IBM Plex Sans" w:hAnsi="IBM Plex Sans"/>
         </w:rPr>
@@ -3690,6 +3712,7 @@
     </w:p>
     <w:p>
       <w:pPr>
+        <w:keepNext/>
         <w:jc w:val="both"/>
         <w:rPr>
           <w:rFonts w:ascii="IBM Plex Sans" w:cs="IBM Plex Sans" w:eastAsia="IBM Plex Sans" w:hAnsi="IBM Plex Sans"/>
@@ -3801,6 +3824,7 @@
     </w:p>
     <w:p>
       <w:pPr>
+        <w:keepNext/>
         <w:rPr>
           <w:rFonts w:ascii="IBM Plex Sans" w:cs="IBM Plex Sans" w:eastAsia="IBM Plex Sans" w:hAnsi="IBM Plex Sans"/>
         </w:rPr>
@@ -3873,6 +3897,7 @@
     </w:p>
     <w:p>
       <w:pPr>
+        <w:keepNext/>
         <w:rPr>
           <w:rFonts w:ascii="IBM Plex Sans" w:cs="IBM Plex Sans" w:eastAsia="IBM Plex Sans" w:hAnsi="IBM Plex Sans"/>
         </w:rPr>
@@ -3929,6 +3954,7 @@
     </w:p>
     <w:p>
       <w:pPr>
+        <w:keepNext/>
         <w:rPr>
           <w:rFonts w:ascii="IBM Plex Sans" w:cs="IBM Plex Sans" w:eastAsia="IBM Plex Sans" w:hAnsi="IBM Plex Sans"/>
         </w:rPr>
@@ -3970,6 +3996,7 @@
     </w:p>
     <w:p>
       <w:pPr>
+        <w:keepNext/>
         <w:rPr>
           <w:rFonts w:ascii="IBM Plex Sans" w:cs="IBM Plex Sans" w:eastAsia="IBM Plex Sans" w:hAnsi="IBM Plex Sans"/>
         </w:rPr>
@@ -4011,6 +4038,7 @@
     </w:p>
     <w:p>
       <w:pPr>
+        <w:keepNext/>
         <w:rPr>
           <w:rFonts w:ascii="IBM Plex Sans" w:cs="IBM Plex Sans" w:eastAsia="IBM Plex Sans" w:hAnsi="IBM Plex Sans"/>
         </w:rPr>
@@ -4049,6 +4077,7 @@
       </w:tblGrid>
       <w:tr>
         <w:trPr>
+          <w:cantSplit/>
           <w:tblHeader/>
         </w:trPr>
         <w:tc>
@@ -4143,6 +4172,9 @@
         </w:tc>
       </w:tr>
       <w:tr>
+        <w:trPr>
+          <w:cantSplit/>
+        </w:trPr>
         <w:tc>
           <w:tcPr>
             <w:tcW w:w="2480" w:type="dxa"/>
@@ -4226,6 +4258,9 @@
         </w:tc>
       </w:tr>
       <w:tr>
+        <w:trPr>
+          <w:cantSplit/>
+        </w:trPr>
         <w:tc>
           <w:tcPr>
             <w:tcW w:w="2480" w:type="dxa"/>
@@ -4309,6 +4344,9 @@
         </w:tc>
       </w:tr>
       <w:tr>
+        <w:trPr>
+          <w:cantSplit/>
+        </w:trPr>
         <w:tc>
           <w:tcPr>
             <w:tcW w:w="2480" w:type="dxa"/>
@@ -4392,6 +4430,9 @@
         </w:tc>
       </w:tr>
       <w:tr>
+        <w:trPr>
+          <w:cantSplit/>
+        </w:trPr>
         <w:tc>
           <w:tcPr>
             <w:tcW w:w="2480" w:type="dxa"/>
@@ -4475,6 +4516,9 @@
         </w:tc>
       </w:tr>
       <w:tr>
+        <w:trPr>
+          <w:cantSplit/>
+        </w:trPr>
         <w:tc>
           <w:tcPr>
             <w:tcW w:w="2480" w:type="dxa"/>
@@ -4558,6 +4602,9 @@
         </w:tc>
       </w:tr>
       <w:tr>
+        <w:trPr>
+          <w:cantSplit/>
+        </w:trPr>
         <w:tc>
           <w:tcPr>
             <w:tcW w:w="2480" w:type="dxa"/>
@@ -4641,6 +4688,9 @@
         </w:tc>
       </w:tr>
       <w:tr>
+        <w:trPr>
+          <w:cantSplit/>
+        </w:trPr>
         <w:tc>
           <w:tcPr>
             <w:tcW w:w="2480" w:type="dxa"/>
@@ -4733,6 +4783,7 @@
     </w:p>
     <w:p>
       <w:pPr>
+        <w:keepNext/>
         <w:rPr>
           <w:rFonts w:ascii="IBM Plex Sans" w:cs="IBM Plex Sans" w:eastAsia="IBM Plex Sans" w:hAnsi="IBM Plex Sans"/>
         </w:rPr>
@@ -4784,6 +4835,7 @@
     </w:p>
     <w:p>
       <w:pPr>
+        <w:keepNext/>
         <w:rPr>
           <w:rFonts w:ascii="IBM Plex Sans" w:cs="IBM Plex Sans" w:eastAsia="IBM Plex Sans" w:hAnsi="IBM Plex Sans"/>
           <w:color w:val="1E3A5F"/>
@@ -4835,6 +4887,7 @@
     </w:p>
     <w:p>
       <w:pPr>
+        <w:keepNext/>
         <w:rPr>
           <w:rFonts w:ascii="IBM Plex Sans" w:cs="IBM Plex Sans" w:eastAsia="IBM Plex Sans" w:hAnsi="IBM Plex Sans"/>
           <w:color w:val="3D6B96"/>
@@ -4860,6 +4913,7 @@
     </w:p>
     <w:p>
       <w:pPr>
+        <w:keepNext/>
         <w:rPr>
           <w:rFonts w:ascii="IBM Plex Sans" w:cs="IBM Plex Sans" w:eastAsia="IBM Plex Sans" w:hAnsi="IBM Plex Sans"/>
         </w:rPr>
@@ -4974,6 +5028,7 @@
     </w:p>
     <w:p>
       <w:pPr>
+        <w:keepNext/>
         <w:rPr>
           <w:rFonts w:ascii="IBM Plex Sans" w:cs="IBM Plex Sans" w:eastAsia="IBM Plex Sans" w:hAnsi="IBM Plex Sans"/>
           <w:color w:val="3D6B96"/>
@@ -5025,6 +5080,7 @@
     </w:p>
     <w:p>
       <w:pPr>
+        <w:keepNext/>
         <w:rPr>
           <w:rFonts w:ascii="IBM Plex Sans" w:cs="IBM Plex Sans" w:eastAsia="IBM Plex Sans" w:hAnsi="IBM Plex Sans"/>
           <w:color w:val="1E3A5F"/>
@@ -5199,6 +5255,7 @@
     </w:p>
     <w:p>
       <w:pPr>
+        <w:keepNext/>
         <w:rPr>
           <w:rFonts w:ascii="IBM Plex Sans" w:cs="IBM Plex Sans" w:eastAsia="IBM Plex Sans" w:hAnsi="IBM Plex Sans"/>
           <w:color w:val="1E3A5F"/>
@@ -5346,6 +5403,7 @@
     </w:p>
     <w:p>
       <w:pPr>
+        <w:keepNext/>
         <w:rPr>
           <w:rFonts w:ascii="IBM Plex Sans" w:cs="IBM Plex Sans" w:eastAsia="IBM Plex Sans" w:hAnsi="IBM Plex Sans"/>
           <w:color w:val="1E3A5F"/>
@@ -5426,6 +5484,7 @@
     </w:p>
     <w:p>
       <w:pPr>
+        <w:keepNext/>
         <w:rPr>
           <w:rFonts w:ascii="IBM Plex Sans" w:cs="IBM Plex Sans" w:eastAsia="IBM Plex Sans" w:hAnsi="IBM Plex Sans"/>
           <w:color w:val="1E3A5F"/>
@@ -5451,6 +5510,7 @@
     </w:p>
     <w:p>
       <w:pPr>
+        <w:keepNext/>
         <w:rPr>
           <w:rFonts w:ascii="IBM Plex Sans" w:cs="IBM Plex Sans" w:eastAsia="IBM Plex Sans" w:hAnsi="IBM Plex Sans"/>
         </w:rPr>
@@ -5489,6 +5549,7 @@
     </w:p>
     <w:p>
       <w:pPr>
+        <w:keepNext/>
         <w:rPr>
           <w:rFonts w:ascii="IBM Plex Sans" w:cs="IBM Plex Sans" w:eastAsia="IBM Plex Sans" w:hAnsi="IBM Plex Sans"/>
           <w:color w:val="1E3A5F"/>
@@ -5554,6 +5615,7 @@
     </w:p>
     <w:p>
       <w:pPr>
+        <w:keepNext/>
         <w:rPr>
           <w:rFonts w:ascii="IBM Plex Sans" w:cs="IBM Plex Sans" w:eastAsia="IBM Plex Sans" w:hAnsi="IBM Plex Sans"/>
           <w:color w:val="3D6B96"/>
@@ -5606,6 +5668,7 @@
     </w:p>
     <w:p>
       <w:pPr>
+        <w:keepNext/>
         <w:rPr>
           <w:rFonts w:ascii="IBM Plex Sans" w:cs="IBM Plex Sans" w:eastAsia="IBM Plex Sans" w:hAnsi="IBM Plex Sans"/>
           <w:color w:val="3D6B96"/>
@@ -5790,6 +5853,7 @@
     </w:p>
     <w:p>
       <w:pPr>
+        <w:keepNext/>
         <w:rPr>
           <w:rFonts w:ascii="IBM Plex Sans" w:cs="IBM Plex Sans" w:eastAsia="IBM Plex Sans" w:hAnsi="IBM Plex Sans"/>
           <w:color w:val="3D6B96"/>
@@ -5963,6 +6027,7 @@
     </w:p>
     <w:p>
       <w:pPr>
+        <w:keepNext/>
         <w:rPr>
           <w:rFonts w:ascii="IBM Plex Sans" w:cs="IBM Plex Sans" w:eastAsia="IBM Plex Sans" w:hAnsi="IBM Plex Sans"/>
           <w:color w:val="3D6B96"/>

--- a/documentacion_proyecto/Arbol de problemas y soluciones.docx
+++ b/documentacion_proyecto/Arbol de problemas y soluciones.docx
@@ -5307,7 +5307,7 @@
           <w:rFonts w:ascii="IBM Plex Sans" w:cs="IBM Plex Sans" w:eastAsia="IBM Plex Sans" w:hAnsi="IBM Plex Sans"/>
           <w:rtl w:val="0"/>
         </w:rPr>
-        <w:t xml:space="preserve">Estado: en desarrollo. El sensor de pasada y el relé de selección se probaron en protoboard el 10/10/2026, y el 17/10/2026 en la máquina, todavía en protoboard: el sensor cuenta las pasadas y el primer canal seleccionó bien. Se están armando las plaquetas para instalar los cuatro canales.</w:t>
+        <w:t xml:space="preserve">Estado: en desarrollo. El sensor de pasada y el relé de selección se probaron en protoboard el 10/10/2026, y el 17/10/2026 en la máquina, todavía en protoboard: el sensor cuenta las pasadas y el primer canal seleccionó bien. Las plaquetas para instalar los cuatro canales ya están soldadas (20/10/2026).</w:t>
       </w:r>
       <w:r>
         <w:rPr>

--- a/documentacion_proyecto/Arbol de problemas y soluciones.docx
+++ b/documentacion_proyecto/Arbol de problemas y soluciones.docx
@@ -88,7 +88,7 @@
           <w:between w:space="0" w:sz="0" w:val="nil"/>
         </w:pBdr>
         <w:shd w:fill="auto" w:val="clear"/>
-        <w:spacing w:after="160" w:before="0" w:line="278.00000000000006" w:lineRule="auto"/>
+        <w:spacing w:after="160" w:before="0" w:line="278" w:lineRule="auto"/>
         <w:ind w:left="720" w:right="0" w:hanging="360"/>
         <w:jc w:val="left"/>
         <w:rPr>
@@ -175,7 +175,7 @@
           <w:between w:space="0" w:sz="0" w:val="nil"/>
         </w:pBdr>
         <w:shd w:fill="auto" w:val="clear"/>
-        <w:spacing w:after="0" w:before="0" w:line="278.00000000000006" w:lineRule="auto"/>
+        <w:spacing w:after="0" w:before="0" w:line="278" w:lineRule="auto"/>
         <w:ind w:left="720" w:right="0" w:hanging="360"/>
         <w:jc w:val="left"/>
         <w:rPr>
@@ -243,7 +243,7 @@
           <w:between w:space="0" w:sz="0" w:val="nil"/>
         </w:pBdr>
         <w:shd w:fill="auto" w:val="clear"/>
-        <w:spacing w:after="0" w:before="0" w:line="278.00000000000006" w:lineRule="auto"/>
+        <w:spacing w:after="0" w:before="0" w:line="278" w:lineRule="auto"/>
         <w:ind w:left="720" w:right="0" w:firstLine="0"/>
         <w:jc w:val="left"/>
         <w:rPr>
@@ -274,7 +274,7 @@
           <w:between w:space="0" w:sz="0" w:val="nil"/>
         </w:pBdr>
         <w:shd w:fill="auto" w:val="clear"/>
-        <w:spacing w:after="0" w:before="0" w:line="278.00000000000006" w:lineRule="auto"/>
+        <w:spacing w:after="0" w:before="0" w:line="278" w:lineRule="auto"/>
         <w:ind w:left="720" w:right="0" w:hanging="360"/>
         <w:jc w:val="left"/>
         <w:rPr>
@@ -342,7 +342,7 @@
           <w:between w:space="0" w:sz="0" w:val="nil"/>
         </w:pBdr>
         <w:shd w:fill="auto" w:val="clear"/>
-        <w:spacing w:after="0" w:before="0" w:line="278.00000000000006" w:lineRule="auto"/>
+        <w:spacing w:after="0" w:before="0" w:line="278" w:lineRule="auto"/>
         <w:ind w:left="720" w:right="0" w:firstLine="0"/>
         <w:jc w:val="left"/>
         <w:rPr>
@@ -373,7 +373,7 @@
           <w:between w:space="0" w:sz="0" w:val="nil"/>
         </w:pBdr>
         <w:shd w:fill="auto" w:val="clear"/>
-        <w:spacing w:after="0" w:before="0" w:line="278.00000000000006" w:lineRule="auto"/>
+        <w:spacing w:after="0" w:before="0" w:line="278" w:lineRule="auto"/>
         <w:ind w:left="720" w:right="0" w:hanging="360"/>
         <w:jc w:val="left"/>
         <w:rPr>
@@ -441,7 +441,7 @@
           <w:between w:space="0" w:sz="0" w:val="nil"/>
         </w:pBdr>
         <w:shd w:fill="auto" w:val="clear"/>
-        <w:spacing w:after="0" w:before="0" w:line="278.00000000000006" w:lineRule="auto"/>
+        <w:spacing w:after="0" w:before="0" w:line="278" w:lineRule="auto"/>
         <w:ind w:left="720" w:right="0" w:firstLine="0"/>
         <w:jc w:val="left"/>
         <w:rPr>
@@ -472,7 +472,7 @@
           <w:between w:space="0" w:sz="0" w:val="nil"/>
         </w:pBdr>
         <w:shd w:fill="auto" w:val="clear"/>
-        <w:spacing w:after="0" w:before="0" w:line="278.00000000000006" w:lineRule="auto"/>
+        <w:spacing w:after="0" w:before="0" w:line="278" w:lineRule="auto"/>
         <w:ind w:left="720" w:right="0" w:hanging="360"/>
         <w:jc w:val="left"/>
         <w:rPr>
@@ -564,7 +564,7 @@
           <w:between w:space="0" w:sz="0" w:val="nil"/>
         </w:pBdr>
         <w:shd w:fill="auto" w:val="clear"/>
-        <w:spacing w:after="0" w:before="0" w:line="278.00000000000006" w:lineRule="auto"/>
+        <w:spacing w:after="0" w:before="0" w:line="278" w:lineRule="auto"/>
         <w:ind w:left="720" w:right="0" w:firstLine="0"/>
         <w:jc w:val="left"/>
         <w:rPr>
@@ -595,7 +595,7 @@
           <w:between w:space="0" w:sz="0" w:val="nil"/>
         </w:pBdr>
         <w:shd w:fill="auto" w:val="clear"/>
-        <w:spacing w:after="0" w:before="0" w:line="278.00000000000006" w:lineRule="auto"/>
+        <w:spacing w:after="0" w:before="0" w:line="278" w:lineRule="auto"/>
         <w:ind w:left="720" w:right="0" w:hanging="360"/>
         <w:jc w:val="left"/>
         <w:rPr>
@@ -639,7 +639,7 @@
           <w:between w:space="0" w:sz="0" w:val="nil"/>
         </w:pBdr>
         <w:shd w:fill="auto" w:val="clear"/>
-        <w:spacing w:after="0" w:before="0" w:line="278.00000000000006" w:lineRule="auto"/>
+        <w:spacing w:after="0" w:before="0" w:line="278" w:lineRule="auto"/>
         <w:ind w:left="720" w:right="0" w:firstLine="0"/>
         <w:jc w:val="left"/>
         <w:rPr>
@@ -670,7 +670,7 @@
           <w:between w:space="0" w:sz="0" w:val="nil"/>
         </w:pBdr>
         <w:shd w:fill="auto" w:val="clear"/>
-        <w:spacing w:after="160" w:before="0" w:line="278.00000000000006" w:lineRule="auto"/>
+        <w:spacing w:after="160" w:before="0" w:line="278" w:lineRule="auto"/>
         <w:ind w:left="720" w:right="0" w:hanging="360"/>
         <w:jc w:val="left"/>
         <w:rPr>
@@ -714,7 +714,7 @@
           <w:between w:space="0" w:sz="0" w:val="nil"/>
         </w:pBdr>
         <w:shd w:fill="auto" w:val="clear"/>
-        <w:spacing w:after="160" w:before="0" w:line="278.00000000000006" w:lineRule="auto"/>
+        <w:spacing w:after="160" w:before="0" w:line="278" w:lineRule="auto"/>
         <w:ind w:left="720" w:right="0" w:firstLine="0"/>
         <w:jc w:val="left"/>
         <w:rPr>
@@ -745,7 +745,7 @@
           <w:between w:space="0" w:sz="0" w:val="nil"/>
         </w:pBdr>
         <w:shd w:fill="auto" w:val="clear"/>
-        <w:spacing w:after="160" w:before="0" w:line="278.00000000000006" w:lineRule="auto"/>
+        <w:spacing w:after="160" w:before="0" w:line="278" w:lineRule="auto"/>
         <w:ind w:left="720" w:right="0" w:hanging="360"/>
         <w:jc w:val="left"/>
         <w:rPr>
@@ -779,7 +779,7 @@
           <w:between w:space="0" w:sz="0" w:val="nil"/>
         </w:pBdr>
         <w:shd w:fill="auto" w:val="clear"/>
-        <w:spacing w:after="160" w:before="0" w:line="278.00000000000006" w:lineRule="auto"/>
+        <w:spacing w:after="160" w:before="0" w:line="278" w:lineRule="auto"/>
         <w:ind w:right="0"/>
         <w:jc w:val="left"/>
         <w:rPr>
@@ -806,7 +806,7 @@
           <w:between w:space="0" w:sz="0" w:val="nil"/>
         </w:pBdr>
         <w:shd w:fill="auto" w:val="clear"/>
-        <w:spacing w:after="160" w:before="0" w:line="278.00000000000006" w:lineRule="auto"/>
+        <w:spacing w:after="160" w:before="0" w:line="278" w:lineRule="auto"/>
         <w:ind w:right="0"/>
         <w:jc w:val="left"/>
         <w:rPr>
@@ -1149,7 +1149,7 @@
           <w:between w:space="0" w:sz="0" w:val="nil"/>
         </w:pBdr>
         <w:shd w:fill="auto" w:val="clear"/>
-        <w:spacing w:after="160" w:before="0" w:line="278.00000000000006" w:lineRule="auto"/>
+        <w:spacing w:after="160" w:before="0" w:line="278" w:lineRule="auto"/>
         <w:ind w:left="720" w:right="0" w:hanging="360"/>
         <w:jc w:val="left"/>
         <w:rPr>
@@ -1236,7 +1236,7 @@
           <w:between w:space="0" w:sz="0" w:val="nil"/>
         </w:pBdr>
         <w:shd w:fill="auto" w:val="clear"/>
-        <w:spacing w:after="0" w:before="0" w:line="278.00000000000006" w:lineRule="auto"/>
+        <w:spacing w:after="0" w:before="0" w:line="278" w:lineRule="auto"/>
         <w:ind w:left="720" w:right="0" w:hanging="360"/>
         <w:jc w:val="both"/>
         <w:rPr>
@@ -1280,7 +1280,7 @@
           <w:between w:space="0" w:sz="0" w:val="nil"/>
         </w:pBdr>
         <w:shd w:fill="auto" w:val="clear"/>
-        <w:spacing w:after="0" w:before="0" w:line="278.00000000000006" w:lineRule="auto"/>
+        <w:spacing w:after="0" w:before="0" w:line="278" w:lineRule="auto"/>
         <w:ind w:left="720" w:right="0" w:firstLine="0"/>
         <w:jc w:val="left"/>
         <w:rPr>
@@ -1311,7 +1311,7 @@
           <w:between w:space="0" w:sz="0" w:val="nil"/>
         </w:pBdr>
         <w:shd w:fill="auto" w:val="clear"/>
-        <w:spacing w:after="0" w:before="0" w:line="278.00000000000006" w:lineRule="auto"/>
+        <w:spacing w:after="0" w:before="0" w:line="278" w:lineRule="auto"/>
         <w:ind w:left="720" w:right="0" w:hanging="360"/>
         <w:jc w:val="left"/>
         <w:rPr>
@@ -1355,7 +1355,7 @@
           <w:between w:space="0" w:sz="0" w:val="nil"/>
         </w:pBdr>
         <w:shd w:fill="auto" w:val="clear"/>
-        <w:spacing w:after="0" w:before="0" w:line="278.00000000000006" w:lineRule="auto"/>
+        <w:spacing w:after="0" w:before="0" w:line="278" w:lineRule="auto"/>
         <w:ind w:left="720" w:right="0" w:firstLine="0"/>
         <w:jc w:val="left"/>
         <w:rPr>
@@ -1388,7 +1388,7 @@
           <w:between w:space="0" w:sz="0" w:val="nil"/>
         </w:pBdr>
         <w:shd w:fill="auto" w:val="clear"/>
-        <w:spacing w:after="0" w:before="0" w:line="278.00000000000006" w:lineRule="auto"/>
+        <w:spacing w:after="0" w:before="0" w:line="278" w:lineRule="auto"/>
         <w:ind w:left="720" w:right="0" w:hanging="360"/>
         <w:jc w:val="left"/>
         <w:rPr>
@@ -1458,7 +1458,7 @@
           <w:between w:space="0" w:sz="0" w:val="nil"/>
         </w:pBdr>
         <w:shd w:fill="auto" w:val="clear"/>
-        <w:spacing w:after="0" w:before="0" w:line="278.00000000000006" w:lineRule="auto"/>
+        <w:spacing w:after="0" w:before="0" w:line="278" w:lineRule="auto"/>
         <w:ind w:left="720" w:right="0" w:firstLine="0"/>
         <w:jc w:val="left"/>
         <w:rPr>
@@ -1489,7 +1489,7 @@
           <w:between w:space="0" w:sz="0" w:val="nil"/>
         </w:pBdr>
         <w:shd w:fill="auto" w:val="clear"/>
-        <w:spacing w:after="0" w:before="0" w:line="278.00000000000006" w:lineRule="auto"/>
+        <w:spacing w:after="0" w:before="0" w:line="278" w:lineRule="auto"/>
         <w:ind w:left="720" w:right="0" w:hanging="360"/>
         <w:jc w:val="left"/>
         <w:rPr>
@@ -1583,7 +1583,7 @@
           <w:between w:space="0" w:sz="0" w:val="nil"/>
         </w:pBdr>
         <w:shd w:fill="auto" w:val="clear"/>
-        <w:spacing w:after="0" w:before="0" w:line="278.00000000000006" w:lineRule="auto"/>
+        <w:spacing w:after="0" w:before="0" w:line="278" w:lineRule="auto"/>
         <w:ind w:left="720" w:right="0" w:firstLine="0"/>
         <w:jc w:val="left"/>
         <w:rPr>
@@ -1614,7 +1614,7 @@
           <w:between w:space="0" w:sz="0" w:val="nil"/>
         </w:pBdr>
         <w:shd w:fill="auto" w:val="clear"/>
-        <w:spacing w:after="0" w:before="0" w:line="278.00000000000006" w:lineRule="auto"/>
+        <w:spacing w:after="0" w:before="0" w:line="278" w:lineRule="auto"/>
         <w:ind w:left="720" w:right="0" w:hanging="360"/>
         <w:jc w:val="left"/>
         <w:rPr>
@@ -1708,7 +1708,7 @@
           <w:between w:space="0" w:sz="0" w:val="nil"/>
         </w:pBdr>
         <w:shd w:fill="auto" w:val="clear"/>
-        <w:spacing w:after="0" w:before="0" w:line="278.00000000000006" w:lineRule="auto"/>
+        <w:spacing w:after="0" w:before="0" w:line="278" w:lineRule="auto"/>
         <w:ind w:left="720" w:right="0" w:firstLine="0"/>
         <w:jc w:val="left"/>
         <w:rPr>
@@ -1739,7 +1739,7 @@
           <w:between w:space="0" w:sz="0" w:val="nil"/>
         </w:pBdr>
         <w:shd w:fill="auto" w:val="clear"/>
-        <w:spacing w:after="0" w:before="0" w:line="278.00000000000006" w:lineRule="auto"/>
+        <w:spacing w:after="0" w:before="0" w:line="278" w:lineRule="auto"/>
         <w:ind w:left="720" w:right="0" w:hanging="360"/>
         <w:jc w:val="left"/>
         <w:rPr>
@@ -1833,7 +1833,7 @@
           <w:between w:space="0" w:sz="0" w:val="nil"/>
         </w:pBdr>
         <w:shd w:fill="auto" w:val="clear"/>
-        <w:spacing w:after="160" w:before="0" w:line="278.00000000000006" w:lineRule="auto"/>
+        <w:spacing w:after="160" w:before="0" w:line="278" w:lineRule="auto"/>
         <w:ind w:left="720" w:right="0" w:firstLine="0"/>
         <w:jc w:val="left"/>
         <w:rPr>
@@ -1864,7 +1864,7 @@
           <w:between w:space="0" w:sz="0" w:val="nil"/>
         </w:pBdr>
         <w:shd w:fill="auto" w:val="clear"/>
-        <w:spacing w:after="160" w:before="0" w:line="278.00000000000006" w:lineRule="auto"/>
+        <w:spacing w:after="160" w:before="0" w:line="278" w:lineRule="auto"/>
         <w:ind w:left="720" w:right="0" w:hanging="360"/>
         <w:jc w:val="left"/>
         <w:rPr>
@@ -2251,7 +2251,7 @@
           <w:between w:space="0" w:sz="0" w:val="nil"/>
         </w:pBdr>
         <w:shd w:fill="auto" w:val="clear"/>
-        <w:spacing w:after="160" w:before="0" w:line="278.00000000000006" w:lineRule="auto"/>
+        <w:spacing w:after="160" w:before="0" w:line="278" w:lineRule="auto"/>
         <w:ind w:left="720" w:right="0" w:hanging="360"/>
         <w:jc w:val="left"/>
         <w:rPr>
@@ -2335,7 +2335,7 @@
           <w:between w:space="0" w:sz="0" w:val="nil"/>
         </w:pBdr>
         <w:shd w:fill="auto" w:val="clear"/>
-        <w:spacing w:after="160" w:before="0" w:line="278.00000000000006" w:lineRule="auto"/>
+        <w:spacing w:after="160" w:before="0" w:line="278" w:lineRule="auto"/>
         <w:ind w:left="720" w:right="0" w:hanging="360"/>
         <w:jc w:val="left"/>
         <w:rPr>
@@ -2402,7 +2402,7 @@
           <w:between w:space="0" w:sz="0" w:val="nil"/>
         </w:pBdr>
         <w:shd w:fill="auto" w:val="clear"/>
-        <w:spacing w:after="160" w:before="0" w:line="278.00000000000006" w:lineRule="auto"/>
+        <w:spacing w:after="160" w:before="0" w:line="278" w:lineRule="auto"/>
         <w:ind w:left="720" w:right="0" w:hanging="360"/>
         <w:jc w:val="left"/>
         <w:rPr>
@@ -2462,7 +2462,7 @@
           <w:between w:space="0" w:sz="0" w:val="nil"/>
         </w:pBdr>
         <w:shd w:fill="auto" w:val="clear"/>
-        <w:spacing w:after="160" w:before="0" w:line="278.00000000000006" w:lineRule="auto"/>
+        <w:spacing w:after="160" w:before="0" w:line="278" w:lineRule="auto"/>
         <w:ind w:left="720" w:right="0" w:hanging="360"/>
         <w:jc w:val="left"/>
         <w:rPr>
@@ -2524,7 +2524,7 @@
           <w:between w:space="0" w:sz="0" w:val="nil"/>
         </w:pBdr>
         <w:shd w:fill="auto" w:val="clear"/>
-        <w:spacing w:after="160" w:before="0" w:line="278.00000000000006" w:lineRule="auto"/>
+        <w:spacing w:after="160" w:before="0" w:line="278" w:lineRule="auto"/>
         <w:ind w:left="720" w:right="0" w:hanging="360"/>
         <w:jc w:val="left"/>
         <w:rPr>
@@ -2591,7 +2591,7 @@
           <w:between w:space="0" w:sz="0" w:val="nil"/>
         </w:pBdr>
         <w:shd w:fill="auto" w:val="clear"/>
-        <w:spacing w:after="160" w:before="0" w:line="278.00000000000006" w:lineRule="auto"/>
+        <w:spacing w:after="160" w:before="0" w:line="278" w:lineRule="auto"/>
         <w:ind w:left="720" w:right="0" w:hanging="360"/>
         <w:jc w:val="left"/>
         <w:rPr>
@@ -2642,7 +2642,7 @@
           <w:between w:space="0" w:sz="0" w:val="nil"/>
         </w:pBdr>
         <w:shd w:fill="auto" w:val="clear"/>
-        <w:spacing w:after="160" w:before="0" w:line="278.00000000000006" w:lineRule="auto"/>
+        <w:spacing w:after="160" w:before="0" w:line="278" w:lineRule="auto"/>
         <w:ind w:left="720" w:right="0" w:firstLine="0"/>
         <w:jc w:val="left"/>
         <w:rPr>
@@ -2669,7 +2669,7 @@
           <w:between w:space="0" w:sz="0" w:val="nil"/>
         </w:pBdr>
         <w:shd w:fill="auto" w:val="clear"/>
-        <w:spacing w:after="160" w:before="0" w:line="278.00000000000006" w:lineRule="auto"/>
+        <w:spacing w:after="160" w:before="0" w:line="278" w:lineRule="auto"/>
         <w:ind w:left="0" w:right="0" w:firstLine="0"/>
         <w:jc w:val="left"/>
         <w:rPr>
@@ -6067,7 +6067,7 @@
     </w:p>
     <w:sectPr>
       <w:pgSz w:h="15840" w:w="12240" w:orient="portrait"/>
-      <w:pgMar w:bottom="1417" w:top="1417" w:left="1701" w:right="1701" w:header="720" w:footer="720"/>
+      <w:pgMar w:bottom="1417" w:top="1417" w:left="1701" w:right="1701" w:header="720" w:footer="720" w:gutter="0"/>
       <w:pgNumType w:start="1"/>
     </w:sectPr>
   </w:body>
@@ -7507,7 +7507,7 @@
     </w:rPrDefault>
     <w:pPrDefault>
       <w:pPr>
-        <w:spacing w:after="160" w:line="278.00000000000006" w:lineRule="auto"/>
+        <w:spacing w:after="160" w:line="278" w:lineRule="auto"/>
       </w:pPr>
     </w:pPrDefault>
   </w:docDefaults>

--- a/documentacion_proyecto/Arbol de problemas y soluciones.docx
+++ b/documentacion_proyecto/Arbol de problemas y soluciones.docx
@@ -5269,7 +5269,7 @@
           <w:color w:val="1E3A5F"/>
           <w:rtl w:val="0"/>
         </w:rPr>
-        <w:t xml:space="preserve">Nivel 2, Dictar la secuencia del patrón (en desarrollo):</w:t>
+        <w:t xml:space="preserve">Nivel 2, Dictar la secuencia del patrón (instalado y probado):</w:t>
       </w:r>
       <w:r>
         <w:rPr>
@@ -5307,7 +5307,7 @@
           <w:rFonts w:ascii="IBM Plex Sans" w:cs="IBM Plex Sans" w:eastAsia="IBM Plex Sans" w:hAnsi="IBM Plex Sans"/>
           <w:rtl w:val="0"/>
         </w:rPr>
-        <w:t xml:space="preserve">Estado: en desarrollo. El sensor de pasada y el relé de selección se probaron en protoboard el 10/10/2026, y el 17/10/2026 en la máquina, todavía en protoboard: el sensor cuenta las pasadas y el primer canal seleccionó bien. Las plaquetas para instalar los cuatro canales ya están soldadas (20/10/2026).</w:t>
+        <w:t xml:space="preserve">Estado: instalado y probado en el telar el 28/10/2026, con el gabinete y los cuatro canales: el sensor cuenta las pasadas y cada relé LCA110 selecciona su bobina según el dibujo cargado en la aplicación. Antes se había probado en protoboard (10/10/2026) y con el primer canal en la máquina (17/10/2026).</w:t>
       </w:r>
       <w:r>
         <w:rPr>

--- a/documentacion_proyecto/Arbol de problemas y soluciones.docx
+++ b/documentacion_proyecto/Arbol de problemas y soluciones.docx
@@ -5307,7 +5307,7 @@
           <w:rFonts w:ascii="IBM Plex Sans" w:cs="IBM Plex Sans" w:eastAsia="IBM Plex Sans" w:hAnsi="IBM Plex Sans"/>
           <w:rtl w:val="0"/>
         </w:rPr>
-        <w:t xml:space="preserve">Estado: instalado y probado en el telar el 28/10/2026, con el gabinete y los cuatro canales: el sensor cuenta las pasadas y cada relé LCA110 selecciona su bobina según el dibujo cargado en la aplicación. Antes se había probado en protoboard (10/10/2026) y con el primer canal en la máquina (17/10/2026).</w:t>
+        <w:t xml:space="preserve">Estado: instalado y probado en el telar el 30/10/2026, con el gabinete y los cuatro canales: el sensor cuenta las pasadas y cada relé LCA110 selecciona su bobina según el dibujo cargado en la aplicación. Antes se había probado en protoboard (10/10/2026) y con el primer canal en la máquina (17/10/2026).</w:t>
       </w:r>
       <w:r>
         <w:rPr>
